--- a/filled_docs/report/bachelors/piikn/fourth_year_students/8th_semester/Иванов_Иван_Иванович_Прил 2_Отчет о практике_Бакалавриат_ПииКН_8 семестр.docx
+++ b/filled_docs/report/bachelors/piikn/fourth_year_students/8th_semester/Иванов_Иван_Иванович_Прил 2_Отчет о практике_Бакалавриат_ПииКН_8 семестр.docx
@@ -578,23 +578,7 @@
           <w:rFonts w:ascii="Times New Roman" w:eastAsia="Times New Roman" w:hAnsi="Times New Roman" w:cs="Times New Roman"/>
           <w:u w:val="single"/>
         </w:rPr>
-        <w:t xml:space="preserve">ФГБУН Институт математики им. С. Л. Соболева СО РАН, Лаборатория теории вычислимости и прикладной логики, 630090, Новосибирская обл., Новосибирск, пр. Академика </w:t>
-      </w:r>
-      <w:proofErr w:type="spellStart"/>
-      <w:r>
-        <w:rPr>
-          <w:rFonts w:ascii="Times New Roman" w:eastAsia="Times New Roman" w:hAnsi="Times New Roman" w:cs="Times New Roman"/>
-          <w:u w:val="single"/>
-        </w:rPr>
-        <w:t>Коптюга</w:t>
-      </w:r>
-      <w:proofErr w:type="spellEnd"/>
-      <w:r>
-        <w:rPr>
-          <w:rFonts w:ascii="Times New Roman" w:eastAsia="Times New Roman" w:hAnsi="Times New Roman" w:cs="Times New Roman"/>
-          <w:u w:val="single"/>
-        </w:rPr>
-        <w:t>, 4</w:t>
+        <w:t>ФГБУН Институт математики им. С. Л. Соболева СО РАН, Лаборатория теории вычислимости и прикладной логики, 630090, Новосибирская обл., Новосибирск, пр. Академика Коптюга, 4</w:t>
       </w:r>
     </w:p>
     <w:p>
@@ -728,52 +712,25 @@
         <w:br/>
         <w:t xml:space="preserve">от профильной организации  </w:t>
       </w:r>
-      <w:proofErr w:type="spellStart"/>
       <w:r>
         <w:rPr>
           <w:rFonts w:ascii="Times New Roman" w:eastAsia="Times New Roman" w:hAnsi="Times New Roman" w:cs="Times New Roman"/>
           <w:u w:val="single"/>
         </w:rPr>
-        <w:t>Пальчунов</w:t>
-      </w:r>
-      <w:proofErr w:type="spellEnd"/>
+        <w:t>Пальчунов Дмитрий Евгеньевич</w:t>
+      </w:r>
+      <w:r>
+        <w:rPr>
+          <w:rFonts w:ascii="Times New Roman" w:eastAsia="Times New Roman" w:hAnsi="Times New Roman" w:cs="Times New Roman"/>
+        </w:rPr>
+        <w:t xml:space="preserve">, </w:t>
+      </w:r>
       <w:r>
         <w:rPr>
           <w:rFonts w:ascii="Times New Roman" w:eastAsia="Times New Roman" w:hAnsi="Times New Roman" w:cs="Times New Roman"/>
           <w:u w:val="single"/>
         </w:rPr>
-        <w:t xml:space="preserve"> Дмитрий Евгеньевич</w:t>
-      </w:r>
-      <w:r>
-        <w:rPr>
-          <w:rFonts w:ascii="Times New Roman" w:eastAsia="Times New Roman" w:hAnsi="Times New Roman" w:cs="Times New Roman"/>
-        </w:rPr>
-        <w:t xml:space="preserve">, </w:t>
-      </w:r>
-      <w:proofErr w:type="spellStart"/>
-      <w:r>
-        <w:rPr>
-          <w:rFonts w:ascii="Times New Roman" w:eastAsia="Times New Roman" w:hAnsi="Times New Roman" w:cs="Times New Roman"/>
-          <w:u w:val="single"/>
-        </w:rPr>
-        <w:t>в.н.</w:t>
-      </w:r>
-      <w:proofErr w:type="gramStart"/>
-      <w:r>
-        <w:rPr>
-          <w:rFonts w:ascii="Times New Roman" w:eastAsia="Times New Roman" w:hAnsi="Times New Roman" w:cs="Times New Roman"/>
-          <w:u w:val="single"/>
-        </w:rPr>
-        <w:t>с</w:t>
-      </w:r>
-      <w:proofErr w:type="spellEnd"/>
-      <w:proofErr w:type="gramEnd"/>
-      <w:r>
-        <w:rPr>
-          <w:rFonts w:ascii="Times New Roman" w:eastAsia="Times New Roman" w:hAnsi="Times New Roman" w:cs="Times New Roman"/>
-          <w:u w:val="single"/>
-        </w:rPr>
-        <w:t>.</w:t>
+        <w:t>в.н.с.</w:t>
       </w:r>
       <w:r>
         <w:rPr>
@@ -903,31 +860,13 @@
         </w:rPr>
         <w:t xml:space="preserve">Руководитель практики от НГУ </w:t>
       </w:r>
-      <w:proofErr w:type="spellStart"/>
       <w:r>
         <w:rPr>
           <w:rFonts w:ascii="Times New Roman" w:eastAsia="Times New Roman" w:hAnsi="Times New Roman" w:cs="Times New Roman"/>
           <w:u w:val="single"/>
         </w:rPr>
-        <w:t>Яхъяева</w:t>
-      </w:r>
-      <w:proofErr w:type="spellEnd"/>
-      <w:r>
-        <w:rPr>
-          <w:rFonts w:ascii="Times New Roman" w:eastAsia="Times New Roman" w:hAnsi="Times New Roman" w:cs="Times New Roman"/>
-          <w:u w:val="single"/>
-        </w:rPr>
-        <w:t xml:space="preserve"> Гульнара </w:t>
-      </w:r>
-      <w:proofErr w:type="spellStart"/>
-      <w:r>
-        <w:rPr>
-          <w:rFonts w:ascii="Times New Roman" w:eastAsia="Times New Roman" w:hAnsi="Times New Roman" w:cs="Times New Roman"/>
-          <w:u w:val="single"/>
-        </w:rPr>
-        <w:t>Эркиновна</w:t>
-      </w:r>
-      <w:proofErr w:type="spellEnd"/>
+        <w:t>Яхъяева Гульнара Эркиновна</w:t>
+      </w:r>
       <w:r>
         <w:rPr>
           <w:rFonts w:ascii="Times New Roman" w:eastAsia="Times New Roman" w:hAnsi="Times New Roman" w:cs="Times New Roman"/>
@@ -1079,31 +1018,13 @@
         </w:rPr>
         <w:tab/>
       </w:r>
-      <w:proofErr w:type="spellStart"/>
       <w:r>
         <w:rPr>
           <w:rFonts w:ascii="Times New Roman" w:eastAsia="Times New Roman" w:hAnsi="Times New Roman" w:cs="Times New Roman"/>
           <w:u w:val="single"/>
         </w:rPr>
-        <w:t>Яхъяева</w:t>
-      </w:r>
-      <w:proofErr w:type="spellEnd"/>
-      <w:r>
-        <w:rPr>
-          <w:rFonts w:ascii="Times New Roman" w:eastAsia="Times New Roman" w:hAnsi="Times New Roman" w:cs="Times New Roman"/>
-          <w:u w:val="single"/>
-        </w:rPr>
-        <w:t xml:space="preserve"> Гульнара </w:t>
-      </w:r>
-      <w:proofErr w:type="spellStart"/>
-      <w:r>
-        <w:rPr>
-          <w:rFonts w:ascii="Times New Roman" w:eastAsia="Times New Roman" w:hAnsi="Times New Roman" w:cs="Times New Roman"/>
-          <w:u w:val="single"/>
-        </w:rPr>
-        <w:t>Эркиновна</w:t>
-      </w:r>
-      <w:proofErr w:type="spellEnd"/>
+        <w:t>Яхъяева Гульнара Эркиновна</w:t>
+      </w:r>
       <w:r>
         <w:rPr>
           <w:rFonts w:ascii="Times New Roman" w:eastAsia="Times New Roman" w:hAnsi="Times New Roman" w:cs="Times New Roman"/>
@@ -1593,7 +1514,6 @@
           <w:shd w:val="clear" w:color="auto" w:fill="FFFFFF"/>
         </w:rPr>
       </w:pPr>
-      <w:proofErr w:type="gramStart"/>
       <w:r>
         <w:rPr>
           <w:rStyle w:val="ad"/>
@@ -1605,7 +1525,6 @@
         </w:rPr>
         <w:t>ИИ-помощник</w:t>
       </w:r>
-      <w:proofErr w:type="gramEnd"/>
       <w:r>
         <w:rPr>
           <w:rFonts w:ascii="Times New Roman" w:hAnsi="Times New Roman" w:cs="Times New Roman"/>
@@ -1613,38 +1532,7 @@
           <w:szCs w:val="24"/>
           <w:shd w:val="clear" w:color="auto" w:fill="FFFFFF"/>
         </w:rPr>
-        <w:t xml:space="preserve"> - это компьютерная программа, использующая искусственный интеллект для выполнения действий. Языковые модели и естественный язык применяются </w:t>
-      </w:r>
-      <w:proofErr w:type="gramStart"/>
-      <w:r>
-        <w:rPr>
-          <w:rFonts w:ascii="Times New Roman" w:hAnsi="Times New Roman" w:cs="Times New Roman"/>
-          <w:sz w:val="24"/>
-          <w:szCs w:val="24"/>
-          <w:shd w:val="clear" w:color="auto" w:fill="FFFFFF"/>
-        </w:rPr>
-        <w:t>ИИ-помощниками</w:t>
-      </w:r>
-      <w:proofErr w:type="gramEnd"/>
-      <w:r>
-        <w:rPr>
-          <w:rFonts w:ascii="Times New Roman" w:hAnsi="Times New Roman" w:cs="Times New Roman"/>
-          <w:sz w:val="24"/>
-          <w:szCs w:val="24"/>
-          <w:shd w:val="clear" w:color="auto" w:fill="FFFFFF"/>
-        </w:rPr>
-        <w:t xml:space="preserve"> с целью увеличения эффективности работы. Эти помощники способны анализировать устную или письменную информацию от пользователей и предоставлять естественные ответы. Многие люди прибегают к использованию персональных помощников на основе искусственн</w:t>
-      </w:r>
-      <w:bookmarkStart w:id="3" w:name="_GoBack"/>
-      <w:bookmarkEnd w:id="3"/>
-      <w:r>
-        <w:rPr>
-          <w:rFonts w:ascii="Times New Roman" w:hAnsi="Times New Roman" w:cs="Times New Roman"/>
-          <w:sz w:val="24"/>
-          <w:szCs w:val="24"/>
-          <w:shd w:val="clear" w:color="auto" w:fill="FFFFFF"/>
-        </w:rPr>
-        <w:t>ого интеллекта для облегчения повседневных задач и увеличения производительности.</w:t>
+        <w:t> - это компьютерная программа, использующая искусственный интеллект для выполнения действий. Языковые модели и естественный язык применяются ИИ-помощниками с целью увеличения эффективности работы. Эти помощники способны анализировать устную или письменную информацию от пользователей и предоставлять естественные ответы. Многие люди прибегают к использованию персональных помощников на основе искусственного интеллекта для облегчения повседневных задач и увеличения производительности.</w:t>
       </w:r>
     </w:p>
     <w:p>
@@ -1657,51 +1545,22 @@
           <w:szCs w:val="24"/>
         </w:rPr>
       </w:pPr>
-      <w:proofErr w:type="gramStart"/>
-      <w:r>
-        <w:rPr>
-          <w:rFonts w:ascii="Times New Roman" w:eastAsia="Times New Roman" w:hAnsi="Times New Roman" w:cs="Times New Roman"/>
-          <w:bCs/>
-          <w:sz w:val="24"/>
-          <w:szCs w:val="24"/>
-        </w:rPr>
-        <w:t>Виртуальный</w:t>
-      </w:r>
-      <w:proofErr w:type="gramEnd"/>
-      <w:r>
-        <w:rPr>
-          <w:rFonts w:ascii="Times New Roman" w:eastAsia="Times New Roman" w:hAnsi="Times New Roman" w:cs="Times New Roman"/>
-          <w:bCs/>
-          <w:sz w:val="24"/>
-          <w:szCs w:val="24"/>
-        </w:rPr>
-        <w:t xml:space="preserve"> ИИ-помощник</w:t>
-      </w:r>
-      <w:r>
-        <w:rPr>
-          <w:rFonts w:ascii="Times New Roman" w:eastAsia="Times New Roman" w:hAnsi="Times New Roman" w:cs="Times New Roman"/>
-          <w:sz w:val="24"/>
-          <w:szCs w:val="24"/>
-        </w:rPr>
-        <w:t xml:space="preserve"> может помочь в решении повседневных задач самыми разными способами. Ниже перечислены некоторые из способов применения </w:t>
-      </w:r>
-      <w:proofErr w:type="gramStart"/>
-      <w:r>
-        <w:rPr>
-          <w:rFonts w:ascii="Times New Roman" w:eastAsia="Times New Roman" w:hAnsi="Times New Roman" w:cs="Times New Roman"/>
-          <w:sz w:val="24"/>
-          <w:szCs w:val="24"/>
-        </w:rPr>
-        <w:t>ИИ-помощников</w:t>
-      </w:r>
-      <w:proofErr w:type="gramEnd"/>
-      <w:r>
-        <w:rPr>
-          <w:rFonts w:ascii="Times New Roman" w:eastAsia="Times New Roman" w:hAnsi="Times New Roman" w:cs="Times New Roman"/>
-          <w:sz w:val="24"/>
-          <w:szCs w:val="24"/>
-        </w:rPr>
-        <w:t>, которые могут оказаться весьма полезными:</w:t>
+      <w:r>
+        <w:rPr>
+          <w:rFonts w:ascii="Times New Roman" w:eastAsia="Times New Roman" w:hAnsi="Times New Roman" w:cs="Times New Roman"/>
+          <w:bCs/>
+          <w:sz w:val="24"/>
+          <w:szCs w:val="24"/>
+        </w:rPr>
+        <w:t>Виртуальный ИИ-помощник</w:t>
+      </w:r>
+      <w:r>
+        <w:rPr>
+          <w:rFonts w:ascii="Times New Roman" w:eastAsia="Times New Roman" w:hAnsi="Times New Roman" w:cs="Times New Roman"/>
+          <w:sz w:val="24"/>
+          <w:szCs w:val="24"/>
+        </w:rPr>
+        <w:t> может помочь в решении повседневных задач самыми разными способами. Ниже перечислены некоторые из способов применения ИИ-помощников, которые могут оказаться весьма полезными:</w:t>
       </w:r>
     </w:p>
     <w:p>
@@ -1767,7 +1626,6 @@
         </w:rPr>
         <w:t> Вы можете включать </w:t>
       </w:r>
-      <w:proofErr w:type="gramStart"/>
       <w:r>
         <w:rPr>
           <w:rFonts w:ascii="Times New Roman" w:eastAsia="Times New Roman" w:hAnsi="Times New Roman" w:cs="Times New Roman"/>
@@ -1777,7 +1635,6 @@
         </w:rPr>
         <w:t>ИИ-помощников</w:t>
       </w:r>
-      <w:proofErr w:type="gramEnd"/>
       <w:r>
         <w:rPr>
           <w:rFonts w:ascii="Times New Roman" w:eastAsia="Times New Roman" w:hAnsi="Times New Roman" w:cs="Times New Roman"/>
@@ -1848,61 +1705,7 @@
           <w:sz w:val="24"/>
           <w:szCs w:val="24"/>
         </w:rPr>
-        <w:t xml:space="preserve"> Используя голосовые команды, можно управлять освещением, системами безопасности и другими устройствами при помощи виртуальных ассистентов, таких как </w:t>
-      </w:r>
-      <w:proofErr w:type="spellStart"/>
-      <w:r>
-        <w:rPr>
-          <w:rFonts w:ascii="Times New Roman" w:eastAsia="Times New Roman" w:hAnsi="Times New Roman" w:cs="Times New Roman"/>
-          <w:sz w:val="24"/>
-          <w:szCs w:val="24"/>
-        </w:rPr>
-        <w:t>Google</w:t>
-      </w:r>
-      <w:proofErr w:type="spellEnd"/>
-      <w:r>
-        <w:rPr>
-          <w:rFonts w:ascii="Times New Roman" w:eastAsia="Times New Roman" w:hAnsi="Times New Roman" w:cs="Times New Roman"/>
-          <w:sz w:val="24"/>
-          <w:szCs w:val="24"/>
-        </w:rPr>
-        <w:t xml:space="preserve"> Ассистент, </w:t>
-      </w:r>
-      <w:proofErr w:type="spellStart"/>
-      <w:r>
-        <w:rPr>
-          <w:rFonts w:ascii="Times New Roman" w:eastAsia="Times New Roman" w:hAnsi="Times New Roman" w:cs="Times New Roman"/>
-          <w:sz w:val="24"/>
-          <w:szCs w:val="24"/>
-        </w:rPr>
-        <w:t>Siri</w:t>
-      </w:r>
-      <w:proofErr w:type="spellEnd"/>
-      <w:r>
-        <w:rPr>
-          <w:rFonts w:ascii="Times New Roman" w:eastAsia="Times New Roman" w:hAnsi="Times New Roman" w:cs="Times New Roman"/>
-          <w:sz w:val="24"/>
-          <w:szCs w:val="24"/>
-        </w:rPr>
-        <w:t xml:space="preserve"> и </w:t>
-      </w:r>
-      <w:proofErr w:type="spellStart"/>
-      <w:r>
-        <w:rPr>
-          <w:rFonts w:ascii="Times New Roman" w:eastAsia="Times New Roman" w:hAnsi="Times New Roman" w:cs="Times New Roman"/>
-          <w:sz w:val="24"/>
-          <w:szCs w:val="24"/>
-        </w:rPr>
-        <w:t>Alexa</w:t>
-      </w:r>
-      <w:proofErr w:type="spellEnd"/>
-      <w:r>
-        <w:rPr>
-          <w:rFonts w:ascii="Times New Roman" w:eastAsia="Times New Roman" w:hAnsi="Times New Roman" w:cs="Times New Roman"/>
-          <w:sz w:val="24"/>
-          <w:szCs w:val="24"/>
-        </w:rPr>
-        <w:t>.</w:t>
+        <w:t> Используя голосовые команды, можно управлять освещением, системами безопасности и другими устройствами при помощи виртуальных ассистентов, таких как Google Ассистент, Siri и Alexa.</w:t>
       </w:r>
     </w:p>
     <w:p>
@@ -1966,26 +1769,2565 @@
           <w:sz w:val="24"/>
           <w:szCs w:val="24"/>
         </w:rPr>
-        <w:t xml:space="preserve">: </w:t>
-      </w:r>
-      <w:proofErr w:type="gramStart"/>
-      <w:r>
-        <w:rPr>
-          <w:rFonts w:ascii="Times New Roman" w:eastAsia="Times New Roman" w:hAnsi="Times New Roman" w:cs="Times New Roman"/>
+        <w:t>: ИИ-помощников можно использовать для обслуживания клиентов. С его помощью можно отвечать на стандартные вопросы и решать общие проблемы. Таким образом, снижается нагрузка на сотрудников службы поддержки.</w:t>
+      </w:r>
+    </w:p>
+    <w:p>
+      <w:pPr>
+        <w:spacing w:after="0" w:line="240" w:lineRule="auto"/>
+        <w:ind w:firstLine="720"/>
+        <w:rPr>
+          <w:rFonts w:ascii="Times New Roman" w:hAnsi="Times New Roman" w:cs="Times New Roman"/>
+          <w:sz w:val="24"/>
+          <w:szCs w:val="24"/>
+          <w:shd w:val="clear" w:color="auto" w:fill="FFFFFF"/>
+        </w:rPr>
+      </w:pPr>
+      <w:r>
+        <w:rPr>
+          <w:rStyle w:val="ad"/>
+          <w:rFonts w:ascii="Times New Roman" w:hAnsi="Times New Roman" w:cs="Times New Roman"/>
+          <w:b w:val="0"/>
+          <w:sz w:val="24"/>
+          <w:szCs w:val="24"/>
+          <w:shd w:val="clear" w:color="auto" w:fill="FFFFFF"/>
+        </w:rPr>
+        <w:t>ИИ-помощник</w:t>
+      </w:r>
+      <w:r>
+        <w:rPr>
+          <w:rFonts w:ascii="Times New Roman" w:hAnsi="Times New Roman" w:cs="Times New Roman"/>
+          <w:sz w:val="24"/>
+          <w:szCs w:val="24"/>
+          <w:shd w:val="clear" w:color="auto" w:fill="FFFFFF"/>
+        </w:rPr>
+        <w:t> - это компьютерная программа, использующая искусственный интеллект для выполнения действий. Языковые модели и естественный язык применяются ИИ-помощниками с целью увеличения эффективности работы. Эти помощники способны анализировать устную или письменную информацию от пользователей и предоставлять естественные ответы. Многие люди прибегают к использованию персональных помощников на основе искусственного интеллекта для облегчения повседневных задач и увеличения производительности.</w:t>
+      </w:r>
+    </w:p>
+    <w:p>
+      <w:pPr>
+        <w:shd w:val="clear" w:color="auto" w:fill="FFFFFF"/>
+        <w:spacing w:after="100" w:afterAutospacing="1" w:line="240" w:lineRule="auto"/>
+        <w:rPr>
+          <w:rFonts w:ascii="Times New Roman" w:eastAsia="Times New Roman" w:hAnsi="Times New Roman" w:cs="Times New Roman"/>
+          <w:sz w:val="24"/>
+          <w:szCs w:val="24"/>
+        </w:rPr>
+      </w:pPr>
+      <w:r>
+        <w:rPr>
+          <w:rFonts w:ascii="Times New Roman" w:eastAsia="Times New Roman" w:hAnsi="Times New Roman" w:cs="Times New Roman"/>
+          <w:bCs/>
+          <w:sz w:val="24"/>
+          <w:szCs w:val="24"/>
+        </w:rPr>
+        <w:t>Виртуальный ИИ-помощник</w:t>
+      </w:r>
+      <w:r>
+        <w:rPr>
+          <w:rFonts w:ascii="Times New Roman" w:eastAsia="Times New Roman" w:hAnsi="Times New Roman" w:cs="Times New Roman"/>
+          <w:sz w:val="24"/>
+          <w:szCs w:val="24"/>
+        </w:rPr>
+        <w:t> может помочь в решении повседневных задач самыми разными способами. Ниже перечислены некоторые из способов применения ИИ-помощников, которые могут оказаться весьма полезными:</w:t>
+      </w:r>
+    </w:p>
+    <w:p>
+      <w:pPr>
+        <w:numPr>
+          <w:ilvl w:val="0"/>
+          <w:numId w:val="3"/>
+        </w:numPr>
+        <w:shd w:val="clear" w:color="auto" w:fill="FFFFFF"/>
+        <w:spacing w:before="100" w:beforeAutospacing="1" w:after="100" w:afterAutospacing="1" w:line="240" w:lineRule="auto"/>
+        <w:rPr>
+          <w:rFonts w:ascii="Times New Roman" w:eastAsia="Times New Roman" w:hAnsi="Times New Roman" w:cs="Times New Roman"/>
+          <w:sz w:val="24"/>
+          <w:szCs w:val="24"/>
+        </w:rPr>
+      </w:pPr>
+      <w:r>
+        <w:rPr>
+          <w:rFonts w:ascii="Times New Roman" w:eastAsia="Times New Roman" w:hAnsi="Times New Roman" w:cs="Times New Roman"/>
+          <w:bCs/>
+          <w:sz w:val="24"/>
+          <w:szCs w:val="24"/>
+        </w:rPr>
+        <w:t>Коммуникация:</w:t>
+      </w:r>
+      <w:r>
+        <w:rPr>
+          <w:rFonts w:ascii="Times New Roman" w:eastAsia="Times New Roman" w:hAnsi="Times New Roman" w:cs="Times New Roman"/>
+          <w:sz w:val="24"/>
+          <w:szCs w:val="24"/>
+        </w:rPr>
+        <w:t> Виртуальные ассистенты способны интерпретировать и реагировать на запросы, сделанные на естественном языке. Улучшение интуитивности и удобства взаимодействия приводит к повышению эффективности коммуникации.</w:t>
+      </w:r>
+    </w:p>
+    <w:p>
+      <w:pPr>
+        <w:numPr>
+          <w:ilvl w:val="0"/>
+          <w:numId w:val="3"/>
+        </w:numPr>
+        <w:shd w:val="clear" w:color="auto" w:fill="FFFFFF"/>
+        <w:spacing w:before="100" w:beforeAutospacing="1" w:after="100" w:afterAutospacing="1" w:line="240" w:lineRule="auto"/>
+        <w:rPr>
+          <w:rFonts w:ascii="Times New Roman" w:eastAsia="Times New Roman" w:hAnsi="Times New Roman" w:cs="Times New Roman"/>
+          <w:sz w:val="24"/>
+          <w:szCs w:val="24"/>
+        </w:rPr>
+      </w:pPr>
+      <w:r>
+        <w:rPr>
+          <w:rFonts w:ascii="Times New Roman" w:eastAsia="Times New Roman" w:hAnsi="Times New Roman" w:cs="Times New Roman"/>
+          <w:bCs/>
+          <w:sz w:val="24"/>
+          <w:szCs w:val="24"/>
+        </w:rPr>
+        <w:t>Автоматизация задач:</w:t>
+      </w:r>
+      <w:r>
+        <w:rPr>
+          <w:rFonts w:ascii="Times New Roman" w:eastAsia="Times New Roman" w:hAnsi="Times New Roman" w:cs="Times New Roman"/>
+          <w:sz w:val="24"/>
+          <w:szCs w:val="24"/>
+        </w:rPr>
+        <w:t> Вы можете включать </w:t>
+      </w:r>
+      <w:r>
+        <w:rPr>
+          <w:rFonts w:ascii="Times New Roman" w:eastAsia="Times New Roman" w:hAnsi="Times New Roman" w:cs="Times New Roman"/>
+          <w:bCs/>
           <w:sz w:val="24"/>
           <w:szCs w:val="24"/>
         </w:rPr>
         <w:t>ИИ-помощников</w:t>
       </w:r>
-      <w:proofErr w:type="gramEnd"/>
-      <w:r>
-        <w:rPr>
-          <w:rFonts w:ascii="Times New Roman" w:eastAsia="Times New Roman" w:hAnsi="Times New Roman" w:cs="Times New Roman"/>
-          <w:sz w:val="24"/>
-          <w:szCs w:val="24"/>
-        </w:rPr>
-        <w:t xml:space="preserve"> можно использовать для обслуживания клиентов. С его помощью можно отвечать на стандартные вопросы и решать общие проблемы. Таким образом, снижается нагрузка на сотрудников службы поддержки.</w:t>
-      </w:r>
+      <w:r>
+        <w:rPr>
+          <w:rFonts w:ascii="Times New Roman" w:eastAsia="Times New Roman" w:hAnsi="Times New Roman" w:cs="Times New Roman"/>
+          <w:sz w:val="24"/>
+          <w:szCs w:val="24"/>
+        </w:rPr>
+        <w:t> в различные рабочие процессы, автоматизируя задачи. Это повышает производительность и снижает вероятность человеческих ошибок.</w:t>
+      </w:r>
+    </w:p>
+    <w:p>
+      <w:pPr>
+        <w:spacing w:after="0" w:line="360" w:lineRule="auto"/>
+        <w:jc w:val="center"/>
+        <w:rPr>
+          <w:rFonts w:ascii="Times New Roman" w:eastAsia="Times New Roman" w:hAnsi="Times New Roman" w:cs="Times New Roman"/>
+          <w:sz w:val="28"/>
+          <w:szCs w:val="28"/>
+        </w:rPr>
+      </w:pPr>
+      <w:r>
+        <w:rPr>
+          <w:rFonts w:ascii="Times New Roman" w:eastAsia="Times New Roman" w:hAnsi="Times New Roman" w:cs="Times New Roman"/>
+          <w:bCs/>
+          <w:sz w:val="24"/>
+          <w:szCs w:val="24"/>
+        </w:rPr>
+        <w:t>Перевод на другие языки:</w:t>
+      </w:r>
+      <w:r>
+        <w:rPr>
+          <w:rFonts w:ascii="Times New Roman" w:eastAsia="Times New Roman" w:hAnsi="Times New Roman" w:cs="Times New Roman"/>
+          <w:sz w:val="24"/>
+          <w:szCs w:val="24"/>
+        </w:rPr>
+        <w:t xml:space="preserve"> Благодаря виртуальным ассистентам, пользователи могут взаимодействовать и сотрудничать с людьми, принадлежащими к различным языковым </w:t>
+      </w:r>
+      <w:r>
+        <w:rPr>
+          <w:rFonts w:ascii="Times New Roman" w:eastAsia="Times New Roman" w:hAnsi="Times New Roman" w:cs="Times New Roman"/>
+          <w:sz w:val="24"/>
+          <w:szCs w:val="24"/>
+        </w:rPr>
+        <w:lastRenderedPageBreak/>
+        <w:t>группам, поскольку ИИ-ассистенты способны выполнять переводы на разные языки.</w:t>
+      </w:r>
+      <w:r>
+        <w:rPr>
+          <w:rFonts w:ascii="Times New Roman" w:eastAsia="Times New Roman" w:hAnsi="Times New Roman" w:cs="Times New Roman"/>
+          <w:sz w:val="28"/>
+          <w:szCs w:val="28"/>
+        </w:rPr>
+        <w:t xml:space="preserve"> </w:t>
+      </w:r>
+      <w:r>
+        <w:rPr>
+          <w:rFonts w:ascii="Times New Roman" w:eastAsia="Times New Roman" w:hAnsi="Times New Roman" w:cs="Times New Roman"/>
+          <w:sz w:val="28"/>
+          <w:szCs w:val="28"/>
+        </w:rPr>
+        <w:t>Введение</w:t>
+      </w:r>
+    </w:p>
+    <w:p>
+      <w:pPr>
+        <w:spacing w:after="0" w:line="240" w:lineRule="auto"/>
+        <w:ind w:firstLine="720"/>
+        <w:rPr>
+          <w:rFonts w:ascii="Times New Roman" w:hAnsi="Times New Roman" w:cs="Times New Roman"/>
+          <w:sz w:val="24"/>
+          <w:szCs w:val="24"/>
+          <w:shd w:val="clear" w:color="auto" w:fill="FFFFFF"/>
+        </w:rPr>
+      </w:pPr>
+      <w:r>
+        <w:rPr>
+          <w:rStyle w:val="ad"/>
+          <w:rFonts w:ascii="Times New Roman" w:hAnsi="Times New Roman" w:cs="Times New Roman"/>
+          <w:b w:val="0"/>
+          <w:sz w:val="24"/>
+          <w:szCs w:val="24"/>
+          <w:shd w:val="clear" w:color="auto" w:fill="FFFFFF"/>
+        </w:rPr>
+        <w:t>ИИ-помощник</w:t>
+      </w:r>
+      <w:r>
+        <w:rPr>
+          <w:rFonts w:ascii="Times New Roman" w:hAnsi="Times New Roman" w:cs="Times New Roman"/>
+          <w:sz w:val="24"/>
+          <w:szCs w:val="24"/>
+          <w:shd w:val="clear" w:color="auto" w:fill="FFFFFF"/>
+        </w:rPr>
+        <w:t> - это компьютерная программа, использующая искусственный интеллект для выполнения действий. Языковые модели и естественный язык применяются ИИ-помощниками с целью увеличения эффективности работы. Эти помощники способны анализировать устную или письменную информацию от пользователей и предоставлять естественные ответы. Многие люди прибегают к использованию персональных помощников на основе искусственного интеллекта для облегчения повседневных задач и увеличения производительности.</w:t>
+      </w:r>
+    </w:p>
+    <w:p>
+      <w:pPr>
+        <w:shd w:val="clear" w:color="auto" w:fill="FFFFFF"/>
+        <w:spacing w:after="100" w:afterAutospacing="1" w:line="240" w:lineRule="auto"/>
+        <w:rPr>
+          <w:rFonts w:ascii="Times New Roman" w:eastAsia="Times New Roman" w:hAnsi="Times New Roman" w:cs="Times New Roman"/>
+          <w:sz w:val="24"/>
+          <w:szCs w:val="24"/>
+        </w:rPr>
+      </w:pPr>
+      <w:r>
+        <w:rPr>
+          <w:rFonts w:ascii="Times New Roman" w:eastAsia="Times New Roman" w:hAnsi="Times New Roman" w:cs="Times New Roman"/>
+          <w:bCs/>
+          <w:sz w:val="24"/>
+          <w:szCs w:val="24"/>
+        </w:rPr>
+        <w:t>Виртуальный ИИ-помощник</w:t>
+      </w:r>
+      <w:r>
+        <w:rPr>
+          <w:rFonts w:ascii="Times New Roman" w:eastAsia="Times New Roman" w:hAnsi="Times New Roman" w:cs="Times New Roman"/>
+          <w:sz w:val="24"/>
+          <w:szCs w:val="24"/>
+        </w:rPr>
+        <w:t> может помочь в решении повседневных задач самыми разными способами. Ниже перечислены некоторые из способов применения ИИ-помощников, которые могут оказаться весьма полезными:</w:t>
+      </w:r>
+    </w:p>
+    <w:p>
+      <w:pPr>
+        <w:numPr>
+          <w:ilvl w:val="0"/>
+          <w:numId w:val="3"/>
+        </w:numPr>
+        <w:shd w:val="clear" w:color="auto" w:fill="FFFFFF"/>
+        <w:spacing w:before="100" w:beforeAutospacing="1" w:after="100" w:afterAutospacing="1" w:line="240" w:lineRule="auto"/>
+        <w:rPr>
+          <w:rFonts w:ascii="Times New Roman" w:eastAsia="Times New Roman" w:hAnsi="Times New Roman" w:cs="Times New Roman"/>
+          <w:sz w:val="24"/>
+          <w:szCs w:val="24"/>
+        </w:rPr>
+      </w:pPr>
+      <w:r>
+        <w:rPr>
+          <w:rFonts w:ascii="Times New Roman" w:eastAsia="Times New Roman" w:hAnsi="Times New Roman" w:cs="Times New Roman"/>
+          <w:bCs/>
+          <w:sz w:val="24"/>
+          <w:szCs w:val="24"/>
+        </w:rPr>
+        <w:t>Коммуникация:</w:t>
+      </w:r>
+      <w:r>
+        <w:rPr>
+          <w:rFonts w:ascii="Times New Roman" w:eastAsia="Times New Roman" w:hAnsi="Times New Roman" w:cs="Times New Roman"/>
+          <w:sz w:val="24"/>
+          <w:szCs w:val="24"/>
+        </w:rPr>
+        <w:t> Виртуальные ассистенты способны интерпретировать и реагировать на запросы, сделанные на естественном языке. Улучшение интуитивности и удобства взаимодействия приводит к повышению эффективности коммуникации.</w:t>
+      </w:r>
+    </w:p>
+    <w:p>
+      <w:pPr>
+        <w:numPr>
+          <w:ilvl w:val="0"/>
+          <w:numId w:val="3"/>
+        </w:numPr>
+        <w:shd w:val="clear" w:color="auto" w:fill="FFFFFF"/>
+        <w:spacing w:before="100" w:beforeAutospacing="1" w:after="100" w:afterAutospacing="1" w:line="240" w:lineRule="auto"/>
+        <w:rPr>
+          <w:rFonts w:ascii="Times New Roman" w:eastAsia="Times New Roman" w:hAnsi="Times New Roman" w:cs="Times New Roman"/>
+          <w:sz w:val="24"/>
+          <w:szCs w:val="24"/>
+        </w:rPr>
+      </w:pPr>
+      <w:r>
+        <w:rPr>
+          <w:rFonts w:ascii="Times New Roman" w:eastAsia="Times New Roman" w:hAnsi="Times New Roman" w:cs="Times New Roman"/>
+          <w:bCs/>
+          <w:sz w:val="24"/>
+          <w:szCs w:val="24"/>
+        </w:rPr>
+        <w:t>Автоматизация задач:</w:t>
+      </w:r>
+      <w:r>
+        <w:rPr>
+          <w:rFonts w:ascii="Times New Roman" w:eastAsia="Times New Roman" w:hAnsi="Times New Roman" w:cs="Times New Roman"/>
+          <w:sz w:val="24"/>
+          <w:szCs w:val="24"/>
+        </w:rPr>
+        <w:t> Вы можете включать </w:t>
+      </w:r>
+      <w:r>
+        <w:rPr>
+          <w:rFonts w:ascii="Times New Roman" w:eastAsia="Times New Roman" w:hAnsi="Times New Roman" w:cs="Times New Roman"/>
+          <w:bCs/>
+          <w:sz w:val="24"/>
+          <w:szCs w:val="24"/>
+        </w:rPr>
+        <w:t>ИИ-помощников</w:t>
+      </w:r>
+      <w:r>
+        <w:rPr>
+          <w:rFonts w:ascii="Times New Roman" w:eastAsia="Times New Roman" w:hAnsi="Times New Roman" w:cs="Times New Roman"/>
+          <w:sz w:val="24"/>
+          <w:szCs w:val="24"/>
+        </w:rPr>
+        <w:t> в различные рабочие процессы, автоматизируя задачи. Это повышает производительность и снижает вероятность человеческих ошибок.</w:t>
+      </w:r>
+    </w:p>
+    <w:p>
+      <w:pPr>
+        <w:numPr>
+          <w:ilvl w:val="0"/>
+          <w:numId w:val="3"/>
+        </w:numPr>
+        <w:shd w:val="clear" w:color="auto" w:fill="FFFFFF"/>
+        <w:spacing w:before="100" w:beforeAutospacing="1" w:after="100" w:afterAutospacing="1" w:line="240" w:lineRule="auto"/>
+        <w:rPr>
+          <w:rFonts w:ascii="Times New Roman" w:eastAsia="Times New Roman" w:hAnsi="Times New Roman" w:cs="Times New Roman"/>
+          <w:sz w:val="24"/>
+          <w:szCs w:val="24"/>
+        </w:rPr>
+      </w:pPr>
+      <w:r>
+        <w:rPr>
+          <w:rFonts w:ascii="Times New Roman" w:eastAsia="Times New Roman" w:hAnsi="Times New Roman" w:cs="Times New Roman"/>
+          <w:bCs/>
+          <w:sz w:val="24"/>
+          <w:szCs w:val="24"/>
+        </w:rPr>
+        <w:t>Перевод на другие языки:</w:t>
+      </w:r>
+      <w:r>
+        <w:rPr>
+          <w:rFonts w:ascii="Times New Roman" w:eastAsia="Times New Roman" w:hAnsi="Times New Roman" w:cs="Times New Roman"/>
+          <w:sz w:val="24"/>
+          <w:szCs w:val="24"/>
+        </w:rPr>
+        <w:t> Благодаря виртуальным ассистентам, пользователи могут взаимодействовать и сотрудничать с людьми, принадлежащими к различным языковым группам, поскольку ИИ-ассистенты способны выполнять переводы на разные языки.</w:t>
+      </w:r>
+    </w:p>
+    <w:p>
+      <w:pPr>
+        <w:numPr>
+          <w:ilvl w:val="0"/>
+          <w:numId w:val="3"/>
+        </w:numPr>
+        <w:shd w:val="clear" w:color="auto" w:fill="FFFFFF"/>
+        <w:spacing w:before="100" w:beforeAutospacing="1" w:after="100" w:afterAutospacing="1" w:line="240" w:lineRule="auto"/>
+        <w:rPr>
+          <w:rFonts w:ascii="Times New Roman" w:eastAsia="Times New Roman" w:hAnsi="Times New Roman" w:cs="Times New Roman"/>
+          <w:sz w:val="24"/>
+          <w:szCs w:val="24"/>
+        </w:rPr>
+      </w:pPr>
+      <w:r>
+        <w:rPr>
+          <w:rFonts w:ascii="Times New Roman" w:eastAsia="Times New Roman" w:hAnsi="Times New Roman" w:cs="Times New Roman"/>
+          <w:bCs/>
+          <w:sz w:val="24"/>
+          <w:szCs w:val="24"/>
+        </w:rPr>
+        <w:t>Интеграция с умным домом:</w:t>
+      </w:r>
+      <w:r>
+        <w:rPr>
+          <w:rFonts w:ascii="Times New Roman" w:eastAsia="Times New Roman" w:hAnsi="Times New Roman" w:cs="Times New Roman"/>
+          <w:sz w:val="24"/>
+          <w:szCs w:val="24"/>
+        </w:rPr>
+        <w:t> Используя голосовые команды, можно управлять освещением, системами безопасности и другими устройствами при помощи виртуальных ассистентов, таких как Google Ассистент, Siri и Alexa.</w:t>
+      </w:r>
+    </w:p>
+    <w:p>
+      <w:pPr>
+        <w:numPr>
+          <w:ilvl w:val="0"/>
+          <w:numId w:val="3"/>
+        </w:numPr>
+        <w:shd w:val="clear" w:color="auto" w:fill="FFFFFF"/>
+        <w:spacing w:before="100" w:beforeAutospacing="1" w:after="100" w:afterAutospacing="1" w:line="240" w:lineRule="auto"/>
+        <w:rPr>
+          <w:rFonts w:ascii="Times New Roman" w:eastAsia="Times New Roman" w:hAnsi="Times New Roman" w:cs="Times New Roman"/>
+          <w:sz w:val="24"/>
+          <w:szCs w:val="24"/>
+        </w:rPr>
+      </w:pPr>
+      <w:r>
+        <w:rPr>
+          <w:rFonts w:ascii="Times New Roman" w:eastAsia="Times New Roman" w:hAnsi="Times New Roman" w:cs="Times New Roman"/>
+          <w:bCs/>
+          <w:sz w:val="24"/>
+          <w:szCs w:val="24"/>
+        </w:rPr>
+        <w:t>Эффективное использование времени:</w:t>
+      </w:r>
+      <w:r>
+        <w:rPr>
+          <w:rFonts w:ascii="Times New Roman" w:eastAsia="Times New Roman" w:hAnsi="Times New Roman" w:cs="Times New Roman"/>
+          <w:sz w:val="24"/>
+          <w:szCs w:val="24"/>
+        </w:rPr>
+        <w:t> ИИ может выполнять обычные задачи, такие как назначение встреч и установка напоминаний. Это дает пользователям больше времени, чтобы сосредоточиться на других важных вещах.</w:t>
+      </w:r>
+    </w:p>
+    <w:p>
+      <w:pPr>
+        <w:numPr>
+          <w:ilvl w:val="0"/>
+          <w:numId w:val="3"/>
+        </w:numPr>
+        <w:shd w:val="clear" w:color="auto" w:fill="FFFFFF"/>
+        <w:spacing w:before="100" w:beforeAutospacing="1" w:after="100" w:afterAutospacing="1" w:line="240" w:lineRule="auto"/>
+        <w:rPr>
+          <w:rFonts w:ascii="Times New Roman" w:eastAsia="Times New Roman" w:hAnsi="Times New Roman" w:cs="Times New Roman"/>
+          <w:sz w:val="24"/>
+          <w:szCs w:val="24"/>
+        </w:rPr>
+      </w:pPr>
+      <w:r>
+        <w:rPr>
+          <w:rFonts w:ascii="Times New Roman" w:eastAsia="Times New Roman" w:hAnsi="Times New Roman" w:cs="Times New Roman"/>
+          <w:bCs/>
+          <w:sz w:val="24"/>
+          <w:szCs w:val="24"/>
+        </w:rPr>
+        <w:t>Поддержка клиентов</w:t>
+      </w:r>
+      <w:r>
+        <w:rPr>
+          <w:rFonts w:ascii="Times New Roman" w:eastAsia="Times New Roman" w:hAnsi="Times New Roman" w:cs="Times New Roman"/>
+          <w:sz w:val="24"/>
+          <w:szCs w:val="24"/>
+        </w:rPr>
+        <w:t>: ИИ-помощников можно использовать для обслуживания клиентов. С его помощью можно отвечать на стандартные вопросы и решать общие проблемы. Таким образом, снижается нагрузка на сотрудников службы поддержки.</w:t>
+      </w:r>
+    </w:p>
+    <w:p>
+      <w:pPr>
+        <w:spacing w:after="0" w:line="240" w:lineRule="auto"/>
+        <w:ind w:firstLine="720"/>
+        <w:rPr>
+          <w:rFonts w:ascii="Times New Roman" w:hAnsi="Times New Roman" w:cs="Times New Roman"/>
+          <w:sz w:val="24"/>
+          <w:szCs w:val="24"/>
+          <w:shd w:val="clear" w:color="auto" w:fill="FFFFFF"/>
+        </w:rPr>
+      </w:pPr>
+      <w:r>
+        <w:rPr>
+          <w:rStyle w:val="ad"/>
+          <w:rFonts w:ascii="Times New Roman" w:hAnsi="Times New Roman" w:cs="Times New Roman"/>
+          <w:b w:val="0"/>
+          <w:sz w:val="24"/>
+          <w:szCs w:val="24"/>
+          <w:shd w:val="clear" w:color="auto" w:fill="FFFFFF"/>
+        </w:rPr>
+        <w:t>ИИ-помощник</w:t>
+      </w:r>
+      <w:r>
+        <w:rPr>
+          <w:rFonts w:ascii="Times New Roman" w:hAnsi="Times New Roman" w:cs="Times New Roman"/>
+          <w:sz w:val="24"/>
+          <w:szCs w:val="24"/>
+          <w:shd w:val="clear" w:color="auto" w:fill="FFFFFF"/>
+        </w:rPr>
+        <w:t> - это компьютерная программа, использующая искусственный интеллект для выполнения действий. Языковые модели и естественный язык применяются ИИ-помощниками с целью увеличения эффективности работы. Эти помощники способны анализировать устную или письменную информацию от пользователей и предоставлять естественные ответы. Многие люди прибегают к использованию персональных помощников на основе искусственного интеллекта для облегчения повседневных задач и увеличения производительности.</w:t>
+      </w:r>
+    </w:p>
+    <w:p>
+      <w:pPr>
+        <w:shd w:val="clear" w:color="auto" w:fill="FFFFFF"/>
+        <w:spacing w:after="100" w:afterAutospacing="1" w:line="240" w:lineRule="auto"/>
+        <w:rPr>
+          <w:rFonts w:ascii="Times New Roman" w:eastAsia="Times New Roman" w:hAnsi="Times New Roman" w:cs="Times New Roman"/>
+          <w:sz w:val="24"/>
+          <w:szCs w:val="24"/>
+        </w:rPr>
+      </w:pPr>
+      <w:r>
+        <w:rPr>
+          <w:rFonts w:ascii="Times New Roman" w:eastAsia="Times New Roman" w:hAnsi="Times New Roman" w:cs="Times New Roman"/>
+          <w:bCs/>
+          <w:sz w:val="24"/>
+          <w:szCs w:val="24"/>
+        </w:rPr>
+        <w:t>Виртуальный ИИ-помощник</w:t>
+      </w:r>
+      <w:r>
+        <w:rPr>
+          <w:rFonts w:ascii="Times New Roman" w:eastAsia="Times New Roman" w:hAnsi="Times New Roman" w:cs="Times New Roman"/>
+          <w:sz w:val="24"/>
+          <w:szCs w:val="24"/>
+        </w:rPr>
+        <w:t> может помочь в решении повседневных задач самыми разными способами. Ниже перечислены некоторые из способов применения ИИ-помощников, которые могут оказаться весьма полезными:</w:t>
+      </w:r>
+    </w:p>
+    <w:p>
+      <w:pPr>
+        <w:numPr>
+          <w:ilvl w:val="0"/>
+          <w:numId w:val="3"/>
+        </w:numPr>
+        <w:shd w:val="clear" w:color="auto" w:fill="FFFFFF"/>
+        <w:spacing w:before="100" w:beforeAutospacing="1" w:after="100" w:afterAutospacing="1" w:line="240" w:lineRule="auto"/>
+        <w:rPr>
+          <w:rFonts w:ascii="Times New Roman" w:eastAsia="Times New Roman" w:hAnsi="Times New Roman" w:cs="Times New Roman"/>
+          <w:sz w:val="24"/>
+          <w:szCs w:val="24"/>
+        </w:rPr>
+      </w:pPr>
+      <w:r>
+        <w:rPr>
+          <w:rFonts w:ascii="Times New Roman" w:eastAsia="Times New Roman" w:hAnsi="Times New Roman" w:cs="Times New Roman"/>
+          <w:bCs/>
+          <w:sz w:val="24"/>
+          <w:szCs w:val="24"/>
+        </w:rPr>
+        <w:t>Коммуникация:</w:t>
+      </w:r>
+      <w:r>
+        <w:rPr>
+          <w:rFonts w:ascii="Times New Roman" w:eastAsia="Times New Roman" w:hAnsi="Times New Roman" w:cs="Times New Roman"/>
+          <w:sz w:val="24"/>
+          <w:szCs w:val="24"/>
+        </w:rPr>
+        <w:t> Виртуальные ассистенты способны интерпретировать и реагировать на запросы, сделанные на естественном языке. Улучшение интуитивности и удобства взаимодействия приводит к повышению эффективности коммуникации.</w:t>
+      </w:r>
+    </w:p>
+    <w:p>
+      <w:pPr>
+        <w:numPr>
+          <w:ilvl w:val="0"/>
+          <w:numId w:val="3"/>
+        </w:numPr>
+        <w:shd w:val="clear" w:color="auto" w:fill="FFFFFF"/>
+        <w:spacing w:before="100" w:beforeAutospacing="1" w:after="100" w:afterAutospacing="1" w:line="240" w:lineRule="auto"/>
+        <w:rPr>
+          <w:rFonts w:ascii="Times New Roman" w:eastAsia="Times New Roman" w:hAnsi="Times New Roman" w:cs="Times New Roman"/>
+          <w:sz w:val="24"/>
+          <w:szCs w:val="24"/>
+        </w:rPr>
+      </w:pPr>
+      <w:r>
+        <w:rPr>
+          <w:rFonts w:ascii="Times New Roman" w:eastAsia="Times New Roman" w:hAnsi="Times New Roman" w:cs="Times New Roman"/>
+          <w:bCs/>
+          <w:sz w:val="24"/>
+          <w:szCs w:val="24"/>
+        </w:rPr>
+        <w:t>Автоматизация задач:</w:t>
+      </w:r>
+      <w:r>
+        <w:rPr>
+          <w:rFonts w:ascii="Times New Roman" w:eastAsia="Times New Roman" w:hAnsi="Times New Roman" w:cs="Times New Roman"/>
+          <w:sz w:val="24"/>
+          <w:szCs w:val="24"/>
+        </w:rPr>
+        <w:t> Вы можете включать </w:t>
+      </w:r>
+      <w:r>
+        <w:rPr>
+          <w:rFonts w:ascii="Times New Roman" w:eastAsia="Times New Roman" w:hAnsi="Times New Roman" w:cs="Times New Roman"/>
+          <w:bCs/>
+          <w:sz w:val="24"/>
+          <w:szCs w:val="24"/>
+        </w:rPr>
+        <w:t>ИИ-помощников</w:t>
+      </w:r>
+      <w:r>
+        <w:rPr>
+          <w:rFonts w:ascii="Times New Roman" w:eastAsia="Times New Roman" w:hAnsi="Times New Roman" w:cs="Times New Roman"/>
+          <w:sz w:val="24"/>
+          <w:szCs w:val="24"/>
+        </w:rPr>
+        <w:t> в различные рабочие процессы, автоматизируя задачи. Это повышает производительность и снижает вероятность человеческих ошибок.</w:t>
+      </w:r>
+    </w:p>
+    <w:p>
+      <w:pPr>
+        <w:numPr>
+          <w:ilvl w:val="0"/>
+          <w:numId w:val="3"/>
+        </w:numPr>
+        <w:shd w:val="clear" w:color="auto" w:fill="FFFFFF"/>
+        <w:spacing w:before="100" w:beforeAutospacing="1" w:after="100" w:afterAutospacing="1" w:line="240" w:lineRule="auto"/>
+        <w:rPr>
+          <w:rFonts w:ascii="Times New Roman" w:eastAsia="Times New Roman" w:hAnsi="Times New Roman" w:cs="Times New Roman"/>
+          <w:sz w:val="24"/>
+          <w:szCs w:val="24"/>
+        </w:rPr>
+      </w:pPr>
+      <w:r>
+        <w:rPr>
+          <w:rFonts w:ascii="Times New Roman" w:eastAsia="Times New Roman" w:hAnsi="Times New Roman" w:cs="Times New Roman"/>
+          <w:bCs/>
+          <w:sz w:val="24"/>
+          <w:szCs w:val="24"/>
+        </w:rPr>
+        <w:t>Перевод на другие языки:</w:t>
+      </w:r>
+      <w:r>
+        <w:rPr>
+          <w:rFonts w:ascii="Times New Roman" w:eastAsia="Times New Roman" w:hAnsi="Times New Roman" w:cs="Times New Roman"/>
+          <w:sz w:val="24"/>
+          <w:szCs w:val="24"/>
+        </w:rPr>
+        <w:t> Благодаря виртуальным ассистентам, пользователи могут взаимодействовать и сотрудничать с людьми, принадлежащими к различным языковым группам, поскольку ИИ-ассистенты способны выполнять переводы на разные языки.</w:t>
+      </w:r>
+    </w:p>
+    <w:p>
+      <w:pPr>
+        <w:numPr>
+          <w:ilvl w:val="0"/>
+          <w:numId w:val="3"/>
+        </w:numPr>
+        <w:shd w:val="clear" w:color="auto" w:fill="FFFFFF"/>
+        <w:spacing w:before="100" w:beforeAutospacing="1" w:after="100" w:afterAutospacing="1" w:line="240" w:lineRule="auto"/>
+        <w:rPr>
+          <w:rFonts w:ascii="Times New Roman" w:eastAsia="Times New Roman" w:hAnsi="Times New Roman" w:cs="Times New Roman"/>
+          <w:sz w:val="24"/>
+          <w:szCs w:val="24"/>
+        </w:rPr>
+      </w:pPr>
+    </w:p>
+    <w:p>
+      <w:pPr>
+        <w:numPr>
+          <w:ilvl w:val="0"/>
+          <w:numId w:val="3"/>
+        </w:numPr>
+        <w:shd w:val="clear" w:color="auto" w:fill="FFFFFF"/>
+        <w:spacing w:before="100" w:beforeAutospacing="1" w:after="100" w:afterAutospacing="1" w:line="240" w:lineRule="auto"/>
+        <w:rPr>
+          <w:rFonts w:ascii="Times New Roman" w:eastAsia="Times New Roman" w:hAnsi="Times New Roman" w:cs="Times New Roman"/>
+          <w:sz w:val="24"/>
+          <w:szCs w:val="24"/>
+        </w:rPr>
+      </w:pPr>
+      <w:r>
+        <w:rPr>
+          <w:rFonts w:ascii="Times New Roman" w:eastAsia="Times New Roman" w:hAnsi="Times New Roman" w:cs="Times New Roman"/>
+          <w:bCs/>
+          <w:sz w:val="24"/>
+          <w:szCs w:val="24"/>
+        </w:rPr>
+        <w:lastRenderedPageBreak/>
+        <w:t>Интеграция с умным домом:</w:t>
+      </w:r>
+      <w:r>
+        <w:rPr>
+          <w:rFonts w:ascii="Times New Roman" w:eastAsia="Times New Roman" w:hAnsi="Times New Roman" w:cs="Times New Roman"/>
+          <w:sz w:val="24"/>
+          <w:szCs w:val="24"/>
+        </w:rPr>
+        <w:t> Используя голосовые команды, можно управлять освещением, системами безопасности и другими устройствами при помощи виртуальных ассистентов, таких как Google Ассистент, Siri и Alexa.</w:t>
+      </w:r>
+    </w:p>
+    <w:p>
+      <w:pPr>
+        <w:numPr>
+          <w:ilvl w:val="0"/>
+          <w:numId w:val="3"/>
+        </w:numPr>
+        <w:shd w:val="clear" w:color="auto" w:fill="FFFFFF"/>
+        <w:spacing w:before="100" w:beforeAutospacing="1" w:after="100" w:afterAutospacing="1" w:line="240" w:lineRule="auto"/>
+        <w:rPr>
+          <w:rFonts w:ascii="Times New Roman" w:eastAsia="Times New Roman" w:hAnsi="Times New Roman" w:cs="Times New Roman"/>
+          <w:sz w:val="24"/>
+          <w:szCs w:val="24"/>
+        </w:rPr>
+      </w:pPr>
+      <w:r>
+        <w:rPr>
+          <w:rFonts w:ascii="Times New Roman" w:eastAsia="Times New Roman" w:hAnsi="Times New Roman" w:cs="Times New Roman"/>
+          <w:bCs/>
+          <w:sz w:val="24"/>
+          <w:szCs w:val="24"/>
+        </w:rPr>
+        <w:t>Эффективное использование времени:</w:t>
+      </w:r>
+      <w:r>
+        <w:rPr>
+          <w:rFonts w:ascii="Times New Roman" w:eastAsia="Times New Roman" w:hAnsi="Times New Roman" w:cs="Times New Roman"/>
+          <w:sz w:val="24"/>
+          <w:szCs w:val="24"/>
+        </w:rPr>
+        <w:t> ИИ может выполнять обычные задачи, такие как назначение встреч и установка напоминаний. Это дает пользователям больше времени, чтобы сосредоточиться на других важных вещах.</w:t>
+      </w:r>
+    </w:p>
+    <w:p>
+      <w:pPr>
+        <w:numPr>
+          <w:ilvl w:val="0"/>
+          <w:numId w:val="3"/>
+        </w:numPr>
+        <w:shd w:val="clear" w:color="auto" w:fill="FFFFFF"/>
+        <w:spacing w:before="100" w:beforeAutospacing="1" w:after="100" w:afterAutospacing="1" w:line="240" w:lineRule="auto"/>
+        <w:rPr>
+          <w:rFonts w:ascii="Times New Roman" w:eastAsia="Times New Roman" w:hAnsi="Times New Roman" w:cs="Times New Roman"/>
+          <w:sz w:val="24"/>
+          <w:szCs w:val="24"/>
+        </w:rPr>
+      </w:pPr>
+      <w:r>
+        <w:rPr>
+          <w:rFonts w:ascii="Times New Roman" w:eastAsia="Times New Roman" w:hAnsi="Times New Roman" w:cs="Times New Roman"/>
+          <w:bCs/>
+          <w:sz w:val="24"/>
+          <w:szCs w:val="24"/>
+        </w:rPr>
+        <w:t>Поддержка клиентов</w:t>
+      </w:r>
+      <w:r>
+        <w:rPr>
+          <w:rFonts w:ascii="Times New Roman" w:eastAsia="Times New Roman" w:hAnsi="Times New Roman" w:cs="Times New Roman"/>
+          <w:sz w:val="24"/>
+          <w:szCs w:val="24"/>
+        </w:rPr>
+        <w:t>: ИИ-помощников можно использовать для обслуживания клиентов. С его помощью можно отвечать на стандартные вопросы и решать общие проблемы. Таким образом, снижается нагрузка на сотрудников службы поддержки.</w:t>
+      </w:r>
+    </w:p>
+    <w:p>
+      <w:pPr>
+        <w:spacing w:after="0" w:line="240" w:lineRule="auto"/>
+        <w:ind w:firstLine="720"/>
+        <w:rPr>
+          <w:rFonts w:ascii="Times New Roman" w:hAnsi="Times New Roman" w:cs="Times New Roman"/>
+          <w:sz w:val="24"/>
+          <w:szCs w:val="24"/>
+          <w:shd w:val="clear" w:color="auto" w:fill="FFFFFF"/>
+        </w:rPr>
+      </w:pPr>
+      <w:r>
+        <w:rPr>
+          <w:rStyle w:val="ad"/>
+          <w:rFonts w:ascii="Times New Roman" w:hAnsi="Times New Roman" w:cs="Times New Roman"/>
+          <w:b w:val="0"/>
+          <w:sz w:val="24"/>
+          <w:szCs w:val="24"/>
+          <w:shd w:val="clear" w:color="auto" w:fill="FFFFFF"/>
+        </w:rPr>
+        <w:t>ИИ-помощник</w:t>
+      </w:r>
+      <w:r>
+        <w:rPr>
+          <w:rFonts w:ascii="Times New Roman" w:hAnsi="Times New Roman" w:cs="Times New Roman"/>
+          <w:sz w:val="24"/>
+          <w:szCs w:val="24"/>
+          <w:shd w:val="clear" w:color="auto" w:fill="FFFFFF"/>
+        </w:rPr>
+        <w:t> - это компьютерная программа, использующая искусственный интеллект для выполнения действий. Языковые модели и естественный язык применяются ИИ-помощниками с целью увеличения эффективности работы. Эти помощники способны анализировать устную или письменную информацию от пользователей и предоставлять естественные ответы. Многие люди прибегают к использованию персональных помощников на основе искусственного интеллекта для облегчения повседневных задач и увеличения производительности.</w:t>
+      </w:r>
+    </w:p>
+    <w:p>
+      <w:pPr>
+        <w:shd w:val="clear" w:color="auto" w:fill="FFFFFF"/>
+        <w:spacing w:after="100" w:afterAutospacing="1" w:line="240" w:lineRule="auto"/>
+        <w:rPr>
+          <w:rFonts w:ascii="Times New Roman" w:eastAsia="Times New Roman" w:hAnsi="Times New Roman" w:cs="Times New Roman"/>
+          <w:sz w:val="24"/>
+          <w:szCs w:val="24"/>
+        </w:rPr>
+      </w:pPr>
+      <w:r>
+        <w:rPr>
+          <w:rFonts w:ascii="Times New Roman" w:eastAsia="Times New Roman" w:hAnsi="Times New Roman" w:cs="Times New Roman"/>
+          <w:bCs/>
+          <w:sz w:val="24"/>
+          <w:szCs w:val="24"/>
+        </w:rPr>
+        <w:t>Виртуальный ИИ-помощник</w:t>
+      </w:r>
+      <w:r>
+        <w:rPr>
+          <w:rFonts w:ascii="Times New Roman" w:eastAsia="Times New Roman" w:hAnsi="Times New Roman" w:cs="Times New Roman"/>
+          <w:sz w:val="24"/>
+          <w:szCs w:val="24"/>
+        </w:rPr>
+        <w:t> может помочь в решении повседневных задач самыми разными способами. Ниже перечислены некоторые из способов применения ИИ-помощников, которые могут оказаться весьма полезными:</w:t>
+      </w:r>
+    </w:p>
+    <w:p>
+      <w:pPr>
+        <w:numPr>
+          <w:ilvl w:val="0"/>
+          <w:numId w:val="3"/>
+        </w:numPr>
+        <w:shd w:val="clear" w:color="auto" w:fill="FFFFFF"/>
+        <w:spacing w:before="100" w:beforeAutospacing="1" w:after="100" w:afterAutospacing="1" w:line="240" w:lineRule="auto"/>
+        <w:rPr>
+          <w:rFonts w:ascii="Times New Roman" w:eastAsia="Times New Roman" w:hAnsi="Times New Roman" w:cs="Times New Roman"/>
+          <w:sz w:val="24"/>
+          <w:szCs w:val="24"/>
+        </w:rPr>
+      </w:pPr>
+      <w:r>
+        <w:rPr>
+          <w:rFonts w:ascii="Times New Roman" w:eastAsia="Times New Roman" w:hAnsi="Times New Roman" w:cs="Times New Roman"/>
+          <w:bCs/>
+          <w:sz w:val="24"/>
+          <w:szCs w:val="24"/>
+        </w:rPr>
+        <w:t>Коммуникация:</w:t>
+      </w:r>
+      <w:r>
+        <w:rPr>
+          <w:rFonts w:ascii="Times New Roman" w:eastAsia="Times New Roman" w:hAnsi="Times New Roman" w:cs="Times New Roman"/>
+          <w:sz w:val="24"/>
+          <w:szCs w:val="24"/>
+        </w:rPr>
+        <w:t> Виртуальные ассистенты способны интерпретировать и реагировать на запросы, сделанные на естественном языке. Улучшение интуитивности и удобства взаимодействия приводит к повышению эффективности коммуникации.</w:t>
+      </w:r>
+    </w:p>
+    <w:p>
+      <w:pPr>
+        <w:numPr>
+          <w:ilvl w:val="0"/>
+          <w:numId w:val="3"/>
+        </w:numPr>
+        <w:shd w:val="clear" w:color="auto" w:fill="FFFFFF"/>
+        <w:spacing w:before="100" w:beforeAutospacing="1" w:after="100" w:afterAutospacing="1" w:line="240" w:lineRule="auto"/>
+        <w:rPr>
+          <w:rFonts w:ascii="Times New Roman" w:eastAsia="Times New Roman" w:hAnsi="Times New Roman" w:cs="Times New Roman"/>
+          <w:sz w:val="24"/>
+          <w:szCs w:val="24"/>
+        </w:rPr>
+      </w:pPr>
+      <w:r>
+        <w:rPr>
+          <w:rFonts w:ascii="Times New Roman" w:eastAsia="Times New Roman" w:hAnsi="Times New Roman" w:cs="Times New Roman"/>
+          <w:bCs/>
+          <w:sz w:val="24"/>
+          <w:szCs w:val="24"/>
+        </w:rPr>
+        <w:t>Автоматизация задач:</w:t>
+      </w:r>
+      <w:r>
+        <w:rPr>
+          <w:rFonts w:ascii="Times New Roman" w:eastAsia="Times New Roman" w:hAnsi="Times New Roman" w:cs="Times New Roman"/>
+          <w:sz w:val="24"/>
+          <w:szCs w:val="24"/>
+        </w:rPr>
+        <w:t> Вы можете включать </w:t>
+      </w:r>
+      <w:r>
+        <w:rPr>
+          <w:rFonts w:ascii="Times New Roman" w:eastAsia="Times New Roman" w:hAnsi="Times New Roman" w:cs="Times New Roman"/>
+          <w:bCs/>
+          <w:sz w:val="24"/>
+          <w:szCs w:val="24"/>
+        </w:rPr>
+        <w:t>ИИ-помощников</w:t>
+      </w:r>
+      <w:r>
+        <w:rPr>
+          <w:rFonts w:ascii="Times New Roman" w:eastAsia="Times New Roman" w:hAnsi="Times New Roman" w:cs="Times New Roman"/>
+          <w:sz w:val="24"/>
+          <w:szCs w:val="24"/>
+        </w:rPr>
+        <w:t> в различные рабочие процессы, автоматизируя задачи. Это повышает производительность и снижает вероятность человеческих ошибок.</w:t>
+      </w:r>
+    </w:p>
+    <w:p>
+      <w:pPr>
+        <w:numPr>
+          <w:ilvl w:val="0"/>
+          <w:numId w:val="3"/>
+        </w:numPr>
+        <w:shd w:val="clear" w:color="auto" w:fill="FFFFFF"/>
+        <w:spacing w:before="100" w:beforeAutospacing="1" w:after="100" w:afterAutospacing="1" w:line="240" w:lineRule="auto"/>
+        <w:rPr>
+          <w:rFonts w:ascii="Times New Roman" w:eastAsia="Times New Roman" w:hAnsi="Times New Roman" w:cs="Times New Roman"/>
+          <w:sz w:val="24"/>
+          <w:szCs w:val="24"/>
+        </w:rPr>
+      </w:pPr>
+      <w:r>
+        <w:rPr>
+          <w:rFonts w:ascii="Times New Roman" w:eastAsia="Times New Roman" w:hAnsi="Times New Roman" w:cs="Times New Roman"/>
+          <w:bCs/>
+          <w:sz w:val="24"/>
+          <w:szCs w:val="24"/>
+        </w:rPr>
+        <w:t>Перевод на другие языки:</w:t>
+      </w:r>
+      <w:r>
+        <w:rPr>
+          <w:rFonts w:ascii="Times New Roman" w:eastAsia="Times New Roman" w:hAnsi="Times New Roman" w:cs="Times New Roman"/>
+          <w:sz w:val="24"/>
+          <w:szCs w:val="24"/>
+        </w:rPr>
+        <w:t> Благодаря виртуальным ассистентам, пользователи могут взаимодействовать и сотрудничать с людьми, принадлежащими к различным языковым группам, поскольку ИИ-ассистенты способны выполнять переводы на разные языки.</w:t>
+      </w:r>
+    </w:p>
+    <w:p>
+      <w:pPr>
+        <w:numPr>
+          <w:ilvl w:val="0"/>
+          <w:numId w:val="3"/>
+        </w:numPr>
+        <w:shd w:val="clear" w:color="auto" w:fill="FFFFFF"/>
+        <w:spacing w:before="100" w:beforeAutospacing="1" w:after="100" w:afterAutospacing="1" w:line="240" w:lineRule="auto"/>
+        <w:rPr>
+          <w:rFonts w:ascii="Times New Roman" w:eastAsia="Times New Roman" w:hAnsi="Times New Roman" w:cs="Times New Roman"/>
+          <w:sz w:val="24"/>
+          <w:szCs w:val="24"/>
+        </w:rPr>
+      </w:pPr>
+      <w:r>
+        <w:rPr>
+          <w:rFonts w:ascii="Times New Roman" w:eastAsia="Times New Roman" w:hAnsi="Times New Roman" w:cs="Times New Roman"/>
+          <w:bCs/>
+          <w:sz w:val="24"/>
+          <w:szCs w:val="24"/>
+        </w:rPr>
+        <w:t>Интеграция с умным домом:</w:t>
+      </w:r>
+      <w:r>
+        <w:rPr>
+          <w:rFonts w:ascii="Times New Roman" w:eastAsia="Times New Roman" w:hAnsi="Times New Roman" w:cs="Times New Roman"/>
+          <w:sz w:val="24"/>
+          <w:szCs w:val="24"/>
+        </w:rPr>
+        <w:t> Используя голосовые команды, можно управлять освещением, системами безопасности и другими устройствами при помощи виртуальных ассистентов, таких как Google Ассистент, Siri и Alexa.</w:t>
+      </w:r>
+    </w:p>
+    <w:p>
+      <w:pPr>
+        <w:numPr>
+          <w:ilvl w:val="0"/>
+          <w:numId w:val="3"/>
+        </w:numPr>
+        <w:shd w:val="clear" w:color="auto" w:fill="FFFFFF"/>
+        <w:spacing w:before="100" w:beforeAutospacing="1" w:after="100" w:afterAutospacing="1" w:line="240" w:lineRule="auto"/>
+        <w:rPr>
+          <w:rFonts w:ascii="Times New Roman" w:eastAsia="Times New Roman" w:hAnsi="Times New Roman" w:cs="Times New Roman"/>
+          <w:sz w:val="24"/>
+          <w:szCs w:val="24"/>
+        </w:rPr>
+      </w:pPr>
+      <w:r>
+        <w:rPr>
+          <w:rFonts w:ascii="Times New Roman" w:eastAsia="Times New Roman" w:hAnsi="Times New Roman" w:cs="Times New Roman"/>
+          <w:bCs/>
+          <w:sz w:val="24"/>
+          <w:szCs w:val="24"/>
+        </w:rPr>
+        <w:t>Эффективное использование времени:</w:t>
+      </w:r>
+      <w:r>
+        <w:rPr>
+          <w:rFonts w:ascii="Times New Roman" w:eastAsia="Times New Roman" w:hAnsi="Times New Roman" w:cs="Times New Roman"/>
+          <w:sz w:val="24"/>
+          <w:szCs w:val="24"/>
+        </w:rPr>
+        <w:t> ИИ может выполнять обычные задачи, такие как назначение встреч и установка напоминаний. Это дает пользователям больше времени, чтобы сосредоточиться на других важных вещах.</w:t>
+      </w:r>
+    </w:p>
+    <w:p>
+      <w:pPr>
+        <w:numPr>
+          <w:ilvl w:val="0"/>
+          <w:numId w:val="3"/>
+        </w:numPr>
+        <w:shd w:val="clear" w:color="auto" w:fill="FFFFFF"/>
+        <w:spacing w:before="100" w:beforeAutospacing="1" w:after="100" w:afterAutospacing="1" w:line="240" w:lineRule="auto"/>
+        <w:rPr>
+          <w:rFonts w:ascii="Times New Roman" w:eastAsia="Times New Roman" w:hAnsi="Times New Roman" w:cs="Times New Roman"/>
+          <w:sz w:val="24"/>
+          <w:szCs w:val="24"/>
+        </w:rPr>
+      </w:pPr>
+      <w:r>
+        <w:rPr>
+          <w:rFonts w:ascii="Times New Roman" w:eastAsia="Times New Roman" w:hAnsi="Times New Roman" w:cs="Times New Roman"/>
+          <w:bCs/>
+          <w:sz w:val="24"/>
+          <w:szCs w:val="24"/>
+        </w:rPr>
+        <w:t>Поддержка клиентов</w:t>
+      </w:r>
+      <w:r>
+        <w:rPr>
+          <w:rFonts w:ascii="Times New Roman" w:eastAsia="Times New Roman" w:hAnsi="Times New Roman" w:cs="Times New Roman"/>
+          <w:sz w:val="24"/>
+          <w:szCs w:val="24"/>
+        </w:rPr>
+        <w:t>: ИИ-помощников можно использовать для обслуживания клиентов. С его помощью можно отвечать на стандартные вопросы и решать общие проблемы. Таким образом, снижается нагрузка на сотрудников службы поддержки.</w:t>
+      </w:r>
+    </w:p>
+    <w:p>
+      <w:pPr>
+        <w:spacing w:after="0" w:line="240" w:lineRule="auto"/>
+        <w:ind w:firstLine="720"/>
+        <w:rPr>
+          <w:rFonts w:ascii="Times New Roman" w:hAnsi="Times New Roman" w:cs="Times New Roman"/>
+          <w:sz w:val="24"/>
+          <w:szCs w:val="24"/>
+          <w:shd w:val="clear" w:color="auto" w:fill="FFFFFF"/>
+        </w:rPr>
+      </w:pPr>
+      <w:r>
+        <w:rPr>
+          <w:rStyle w:val="ad"/>
+          <w:rFonts w:ascii="Times New Roman" w:hAnsi="Times New Roman" w:cs="Times New Roman"/>
+          <w:b w:val="0"/>
+          <w:sz w:val="24"/>
+          <w:szCs w:val="24"/>
+          <w:shd w:val="clear" w:color="auto" w:fill="FFFFFF"/>
+        </w:rPr>
+        <w:t>ИИ-помощник</w:t>
+      </w:r>
+      <w:r>
+        <w:rPr>
+          <w:rFonts w:ascii="Times New Roman" w:hAnsi="Times New Roman" w:cs="Times New Roman"/>
+          <w:sz w:val="24"/>
+          <w:szCs w:val="24"/>
+          <w:shd w:val="clear" w:color="auto" w:fill="FFFFFF"/>
+        </w:rPr>
+        <w:t> - это компьютерная программа, использующая искусственный интеллект для выполнения действий. Языковые модели и естественный язык применяются ИИ-помощниками с целью увеличения эффективности работы. Эти помощники способны анализировать устную или письменную информацию от пользователей и предоставлять естественные ответы. Многие люди прибегают к использованию персональных помощников на основе искусственного интеллекта для облегчения повседневных задач и увеличения производительности.</w:t>
+      </w:r>
+    </w:p>
+    <w:p>
+      <w:pPr>
+        <w:shd w:val="clear" w:color="auto" w:fill="FFFFFF"/>
+        <w:spacing w:after="100" w:afterAutospacing="1" w:line="240" w:lineRule="auto"/>
+        <w:rPr>
+          <w:rFonts w:ascii="Times New Roman" w:eastAsia="Times New Roman" w:hAnsi="Times New Roman" w:cs="Times New Roman"/>
+          <w:sz w:val="24"/>
+          <w:szCs w:val="24"/>
+        </w:rPr>
+      </w:pPr>
+      <w:r>
+        <w:rPr>
+          <w:rFonts w:ascii="Times New Roman" w:eastAsia="Times New Roman" w:hAnsi="Times New Roman" w:cs="Times New Roman"/>
+          <w:bCs/>
+          <w:sz w:val="24"/>
+          <w:szCs w:val="24"/>
+        </w:rPr>
+        <w:t>Виртуальный ИИ-помощник</w:t>
+      </w:r>
+      <w:r>
+        <w:rPr>
+          <w:rFonts w:ascii="Times New Roman" w:eastAsia="Times New Roman" w:hAnsi="Times New Roman" w:cs="Times New Roman"/>
+          <w:sz w:val="24"/>
+          <w:szCs w:val="24"/>
+        </w:rPr>
+        <w:t> может помочь в решении повседневных задач самыми разными способами. Ниже перечислены некоторые из способов применения ИИ-помощников, которые могут оказаться весьма полезными:</w:t>
+      </w:r>
+    </w:p>
+    <w:p>
+      <w:pPr>
+        <w:numPr>
+          <w:ilvl w:val="0"/>
+          <w:numId w:val="3"/>
+        </w:numPr>
+        <w:shd w:val="clear" w:color="auto" w:fill="FFFFFF"/>
+        <w:spacing w:before="100" w:beforeAutospacing="1" w:after="100" w:afterAutospacing="1" w:line="240" w:lineRule="auto"/>
+        <w:rPr>
+          <w:rFonts w:ascii="Times New Roman" w:eastAsia="Times New Roman" w:hAnsi="Times New Roman" w:cs="Times New Roman"/>
+          <w:sz w:val="24"/>
+          <w:szCs w:val="24"/>
+        </w:rPr>
+      </w:pPr>
+      <w:r>
+        <w:rPr>
+          <w:rFonts w:ascii="Times New Roman" w:eastAsia="Times New Roman" w:hAnsi="Times New Roman" w:cs="Times New Roman"/>
+          <w:bCs/>
+          <w:sz w:val="24"/>
+          <w:szCs w:val="24"/>
+        </w:rPr>
+        <w:t>Коммуникация:</w:t>
+      </w:r>
+      <w:r>
+        <w:rPr>
+          <w:rFonts w:ascii="Times New Roman" w:eastAsia="Times New Roman" w:hAnsi="Times New Roman" w:cs="Times New Roman"/>
+          <w:sz w:val="24"/>
+          <w:szCs w:val="24"/>
+        </w:rPr>
+        <w:t> Виртуальные ассистенты способны интерпретировать и реагировать на запросы, сделанные на естественном языке. Улучшение интуитивности и удобства взаимодействия приводит к повышению эффективности коммуникации.</w:t>
+      </w:r>
+    </w:p>
+    <w:p>
+      <w:pPr>
+        <w:numPr>
+          <w:ilvl w:val="0"/>
+          <w:numId w:val="3"/>
+        </w:numPr>
+        <w:shd w:val="clear" w:color="auto" w:fill="FFFFFF"/>
+        <w:spacing w:before="100" w:beforeAutospacing="1" w:after="100" w:afterAutospacing="1" w:line="240" w:lineRule="auto"/>
+        <w:rPr>
+          <w:rFonts w:ascii="Times New Roman" w:eastAsia="Times New Roman" w:hAnsi="Times New Roman" w:cs="Times New Roman"/>
+          <w:sz w:val="24"/>
+          <w:szCs w:val="24"/>
+        </w:rPr>
+      </w:pPr>
+      <w:r>
+        <w:rPr>
+          <w:rFonts w:ascii="Times New Roman" w:eastAsia="Times New Roman" w:hAnsi="Times New Roman" w:cs="Times New Roman"/>
+          <w:bCs/>
+          <w:sz w:val="24"/>
+          <w:szCs w:val="24"/>
+        </w:rPr>
+        <w:lastRenderedPageBreak/>
+        <w:t>Автоматизация задач:</w:t>
+      </w:r>
+      <w:r>
+        <w:rPr>
+          <w:rFonts w:ascii="Times New Roman" w:eastAsia="Times New Roman" w:hAnsi="Times New Roman" w:cs="Times New Roman"/>
+          <w:sz w:val="24"/>
+          <w:szCs w:val="24"/>
+        </w:rPr>
+        <w:t> Вы можете включать </w:t>
+      </w:r>
+      <w:r>
+        <w:rPr>
+          <w:rFonts w:ascii="Times New Roman" w:eastAsia="Times New Roman" w:hAnsi="Times New Roman" w:cs="Times New Roman"/>
+          <w:bCs/>
+          <w:sz w:val="24"/>
+          <w:szCs w:val="24"/>
+        </w:rPr>
+        <w:t>ИИ-помощников</w:t>
+      </w:r>
+      <w:r>
+        <w:rPr>
+          <w:rFonts w:ascii="Times New Roman" w:eastAsia="Times New Roman" w:hAnsi="Times New Roman" w:cs="Times New Roman"/>
+          <w:sz w:val="24"/>
+          <w:szCs w:val="24"/>
+        </w:rPr>
+        <w:t> в различные рабочие процессы, автоматизируя задачи. Это повышает производительность и снижает вероятность человеческих ошибок.</w:t>
+      </w:r>
+    </w:p>
+    <w:p>
+      <w:pPr>
+        <w:numPr>
+          <w:ilvl w:val="0"/>
+          <w:numId w:val="3"/>
+        </w:numPr>
+        <w:shd w:val="clear" w:color="auto" w:fill="FFFFFF"/>
+        <w:spacing w:before="100" w:beforeAutospacing="1" w:after="100" w:afterAutospacing="1" w:line="240" w:lineRule="auto"/>
+        <w:rPr>
+          <w:rFonts w:ascii="Times New Roman" w:eastAsia="Times New Roman" w:hAnsi="Times New Roman" w:cs="Times New Roman"/>
+          <w:sz w:val="24"/>
+          <w:szCs w:val="24"/>
+        </w:rPr>
+      </w:pPr>
+      <w:r>
+        <w:rPr>
+          <w:rFonts w:ascii="Times New Roman" w:eastAsia="Times New Roman" w:hAnsi="Times New Roman" w:cs="Times New Roman"/>
+          <w:bCs/>
+          <w:sz w:val="24"/>
+          <w:szCs w:val="24"/>
+        </w:rPr>
+        <w:t>Перевод на другие языки:</w:t>
+      </w:r>
+      <w:r>
+        <w:rPr>
+          <w:rFonts w:ascii="Times New Roman" w:eastAsia="Times New Roman" w:hAnsi="Times New Roman" w:cs="Times New Roman"/>
+          <w:sz w:val="24"/>
+          <w:szCs w:val="24"/>
+        </w:rPr>
+        <w:t> Благодаря виртуальным ассистентам, пользователи могут взаимодействовать и сотрудничать с людьми, принадлежащими к различным языковым группам, поскольку ИИ-ассистенты способны выполнять переводы на разные языки.</w:t>
+      </w:r>
+    </w:p>
+    <w:p>
+      <w:pPr>
+        <w:numPr>
+          <w:ilvl w:val="0"/>
+          <w:numId w:val="3"/>
+        </w:numPr>
+        <w:shd w:val="clear" w:color="auto" w:fill="FFFFFF"/>
+        <w:spacing w:before="100" w:beforeAutospacing="1" w:after="100" w:afterAutospacing="1" w:line="240" w:lineRule="auto"/>
+        <w:rPr>
+          <w:rFonts w:ascii="Times New Roman" w:eastAsia="Times New Roman" w:hAnsi="Times New Roman" w:cs="Times New Roman"/>
+          <w:sz w:val="24"/>
+          <w:szCs w:val="24"/>
+        </w:rPr>
+      </w:pPr>
+      <w:r>
+        <w:rPr>
+          <w:rFonts w:ascii="Times New Roman" w:eastAsia="Times New Roman" w:hAnsi="Times New Roman" w:cs="Times New Roman"/>
+          <w:bCs/>
+          <w:sz w:val="24"/>
+          <w:szCs w:val="24"/>
+        </w:rPr>
+        <w:t>Интеграция с умным домом:</w:t>
+      </w:r>
+      <w:r>
+        <w:rPr>
+          <w:rFonts w:ascii="Times New Roman" w:eastAsia="Times New Roman" w:hAnsi="Times New Roman" w:cs="Times New Roman"/>
+          <w:sz w:val="24"/>
+          <w:szCs w:val="24"/>
+        </w:rPr>
+        <w:t> Используя голосовые команды, можно управлять освещением, системами безопасности и другими устройствами при помощи виртуальных ассистентов, таких как Google Ассистент, Siri и Alexa.</w:t>
+      </w:r>
+    </w:p>
+    <w:p>
+      <w:pPr>
+        <w:numPr>
+          <w:ilvl w:val="0"/>
+          <w:numId w:val="3"/>
+        </w:numPr>
+        <w:shd w:val="clear" w:color="auto" w:fill="FFFFFF"/>
+        <w:spacing w:before="100" w:beforeAutospacing="1" w:after="100" w:afterAutospacing="1" w:line="240" w:lineRule="auto"/>
+        <w:rPr>
+          <w:rFonts w:ascii="Times New Roman" w:eastAsia="Times New Roman" w:hAnsi="Times New Roman" w:cs="Times New Roman"/>
+          <w:sz w:val="24"/>
+          <w:szCs w:val="24"/>
+        </w:rPr>
+      </w:pPr>
+      <w:r>
+        <w:rPr>
+          <w:rFonts w:ascii="Times New Roman" w:eastAsia="Times New Roman" w:hAnsi="Times New Roman" w:cs="Times New Roman"/>
+          <w:bCs/>
+          <w:sz w:val="24"/>
+          <w:szCs w:val="24"/>
+        </w:rPr>
+        <w:t>Эффективное использование времени:</w:t>
+      </w:r>
+      <w:r>
+        <w:rPr>
+          <w:rFonts w:ascii="Times New Roman" w:eastAsia="Times New Roman" w:hAnsi="Times New Roman" w:cs="Times New Roman"/>
+          <w:sz w:val="24"/>
+          <w:szCs w:val="24"/>
+        </w:rPr>
+        <w:t> ИИ может выполнять обычные задачи, такие как назначение встреч и установка напоминаний. Это дает пользователям больше времени, чтобы сосредоточиться на других важных вещах.</w:t>
+      </w:r>
+    </w:p>
+    <w:p>
+      <w:pPr>
+        <w:numPr>
+          <w:ilvl w:val="0"/>
+          <w:numId w:val="3"/>
+        </w:numPr>
+        <w:shd w:val="clear" w:color="auto" w:fill="FFFFFF"/>
+        <w:spacing w:before="100" w:beforeAutospacing="1" w:after="100" w:afterAutospacing="1" w:line="240" w:lineRule="auto"/>
+        <w:rPr>
+          <w:rFonts w:ascii="Times New Roman" w:eastAsia="Times New Roman" w:hAnsi="Times New Roman" w:cs="Times New Roman"/>
+          <w:sz w:val="24"/>
+          <w:szCs w:val="24"/>
+        </w:rPr>
+      </w:pPr>
+      <w:r>
+        <w:rPr>
+          <w:rFonts w:ascii="Times New Roman" w:eastAsia="Times New Roman" w:hAnsi="Times New Roman" w:cs="Times New Roman"/>
+          <w:bCs/>
+          <w:sz w:val="24"/>
+          <w:szCs w:val="24"/>
+        </w:rPr>
+        <w:t>Поддержка клиентов</w:t>
+      </w:r>
+      <w:r>
+        <w:rPr>
+          <w:rFonts w:ascii="Times New Roman" w:eastAsia="Times New Roman" w:hAnsi="Times New Roman" w:cs="Times New Roman"/>
+          <w:sz w:val="24"/>
+          <w:szCs w:val="24"/>
+        </w:rPr>
+        <w:t>: ИИ-помощников можно использовать для обслуживания клиентов. С его помощью можно отвечать на стандартные вопросы и решать общие проблемы. Таким образом, снижается нагрузка на сотрудников службы поддержки.</w:t>
+      </w:r>
+    </w:p>
+    <w:p>
+      <w:pPr>
+        <w:spacing w:after="0" w:line="240" w:lineRule="auto"/>
+        <w:ind w:firstLine="720"/>
+        <w:rPr>
+          <w:rFonts w:ascii="Times New Roman" w:hAnsi="Times New Roman" w:cs="Times New Roman"/>
+          <w:sz w:val="24"/>
+          <w:szCs w:val="24"/>
+          <w:shd w:val="clear" w:color="auto" w:fill="FFFFFF"/>
+        </w:rPr>
+      </w:pPr>
+      <w:r>
+        <w:rPr>
+          <w:rStyle w:val="ad"/>
+          <w:rFonts w:ascii="Times New Roman" w:hAnsi="Times New Roman" w:cs="Times New Roman"/>
+          <w:b w:val="0"/>
+          <w:sz w:val="24"/>
+          <w:szCs w:val="24"/>
+          <w:shd w:val="clear" w:color="auto" w:fill="FFFFFF"/>
+        </w:rPr>
+        <w:t>ИИ-помощник</w:t>
+      </w:r>
+      <w:r>
+        <w:rPr>
+          <w:rFonts w:ascii="Times New Roman" w:hAnsi="Times New Roman" w:cs="Times New Roman"/>
+          <w:sz w:val="24"/>
+          <w:szCs w:val="24"/>
+          <w:shd w:val="clear" w:color="auto" w:fill="FFFFFF"/>
+        </w:rPr>
+        <w:t> - это компьютерная программа, использующая искусственный интеллект для выполнения действий. Языковые модели и естественный язык применяются ИИ-помощниками с целью увеличения эффективности работы. Эти помощники способны анализировать устную или письменную информацию от пользователей и предоставлять естественные ответы. Многие люди прибегают к использованию персональных помощников на основе искусственного интеллекта для облегчения повседневных задач и увеличения производительности.</w:t>
+      </w:r>
+    </w:p>
+    <w:p>
+      <w:pPr>
+        <w:shd w:val="clear" w:color="auto" w:fill="FFFFFF"/>
+        <w:spacing w:after="100" w:afterAutospacing="1" w:line="240" w:lineRule="auto"/>
+        <w:rPr>
+          <w:rFonts w:ascii="Times New Roman" w:eastAsia="Times New Roman" w:hAnsi="Times New Roman" w:cs="Times New Roman"/>
+          <w:sz w:val="24"/>
+          <w:szCs w:val="24"/>
+        </w:rPr>
+      </w:pPr>
+      <w:r>
+        <w:rPr>
+          <w:rFonts w:ascii="Times New Roman" w:eastAsia="Times New Roman" w:hAnsi="Times New Roman" w:cs="Times New Roman"/>
+          <w:bCs/>
+          <w:sz w:val="24"/>
+          <w:szCs w:val="24"/>
+        </w:rPr>
+        <w:t>Виртуальный ИИ-помощник</w:t>
+      </w:r>
+      <w:r>
+        <w:rPr>
+          <w:rFonts w:ascii="Times New Roman" w:eastAsia="Times New Roman" w:hAnsi="Times New Roman" w:cs="Times New Roman"/>
+          <w:sz w:val="24"/>
+          <w:szCs w:val="24"/>
+        </w:rPr>
+        <w:t> может помочь в решении повседневных задач самыми разными способами. Ниже перечислены некоторые из способов применения ИИ-помощников, которые могут оказаться весьма полезными:</w:t>
+      </w:r>
+    </w:p>
+    <w:p>
+      <w:pPr>
+        <w:numPr>
+          <w:ilvl w:val="0"/>
+          <w:numId w:val="3"/>
+        </w:numPr>
+        <w:shd w:val="clear" w:color="auto" w:fill="FFFFFF"/>
+        <w:spacing w:before="100" w:beforeAutospacing="1" w:after="100" w:afterAutospacing="1" w:line="240" w:lineRule="auto"/>
+        <w:rPr>
+          <w:rFonts w:ascii="Times New Roman" w:eastAsia="Times New Roman" w:hAnsi="Times New Roman" w:cs="Times New Roman"/>
+          <w:sz w:val="24"/>
+          <w:szCs w:val="24"/>
+        </w:rPr>
+      </w:pPr>
+      <w:r>
+        <w:rPr>
+          <w:rFonts w:ascii="Times New Roman" w:eastAsia="Times New Roman" w:hAnsi="Times New Roman" w:cs="Times New Roman"/>
+          <w:bCs/>
+          <w:sz w:val="24"/>
+          <w:szCs w:val="24"/>
+        </w:rPr>
+        <w:t>Коммуникация:</w:t>
+      </w:r>
+      <w:r>
+        <w:rPr>
+          <w:rFonts w:ascii="Times New Roman" w:eastAsia="Times New Roman" w:hAnsi="Times New Roman" w:cs="Times New Roman"/>
+          <w:sz w:val="24"/>
+          <w:szCs w:val="24"/>
+        </w:rPr>
+        <w:t> Виртуальные ассистенты способны интерпретировать и реагировать на запросы, сделанные на естественном языке. Улучшение интуитивности и удобства взаимодействия приводит к повышению эффективности коммуникации.</w:t>
+      </w:r>
+    </w:p>
+    <w:p>
+      <w:pPr>
+        <w:numPr>
+          <w:ilvl w:val="0"/>
+          <w:numId w:val="3"/>
+        </w:numPr>
+        <w:shd w:val="clear" w:color="auto" w:fill="FFFFFF"/>
+        <w:spacing w:before="100" w:beforeAutospacing="1" w:after="100" w:afterAutospacing="1" w:line="240" w:lineRule="auto"/>
+        <w:rPr>
+          <w:rFonts w:ascii="Times New Roman" w:eastAsia="Times New Roman" w:hAnsi="Times New Roman" w:cs="Times New Roman"/>
+          <w:sz w:val="24"/>
+          <w:szCs w:val="24"/>
+        </w:rPr>
+      </w:pPr>
+      <w:r>
+        <w:rPr>
+          <w:rFonts w:ascii="Times New Roman" w:eastAsia="Times New Roman" w:hAnsi="Times New Roman" w:cs="Times New Roman"/>
+          <w:bCs/>
+          <w:sz w:val="24"/>
+          <w:szCs w:val="24"/>
+        </w:rPr>
+        <w:t>Автоматизация задач:</w:t>
+      </w:r>
+      <w:r>
+        <w:rPr>
+          <w:rFonts w:ascii="Times New Roman" w:eastAsia="Times New Roman" w:hAnsi="Times New Roman" w:cs="Times New Roman"/>
+          <w:sz w:val="24"/>
+          <w:szCs w:val="24"/>
+        </w:rPr>
+        <w:t> Вы можете включать </w:t>
+      </w:r>
+      <w:r>
+        <w:rPr>
+          <w:rFonts w:ascii="Times New Roman" w:eastAsia="Times New Roman" w:hAnsi="Times New Roman" w:cs="Times New Roman"/>
+          <w:bCs/>
+          <w:sz w:val="24"/>
+          <w:szCs w:val="24"/>
+        </w:rPr>
+        <w:t>ИИ-помощников</w:t>
+      </w:r>
+      <w:r>
+        <w:rPr>
+          <w:rFonts w:ascii="Times New Roman" w:eastAsia="Times New Roman" w:hAnsi="Times New Roman" w:cs="Times New Roman"/>
+          <w:sz w:val="24"/>
+          <w:szCs w:val="24"/>
+        </w:rPr>
+        <w:t> в различные рабочие процессы, автоматизируя задачи. Это повышает производительность и снижает вероятность человеческих ошибок.</w:t>
+      </w:r>
+    </w:p>
+    <w:p>
+      <w:pPr>
+        <w:numPr>
+          <w:ilvl w:val="0"/>
+          <w:numId w:val="3"/>
+        </w:numPr>
+        <w:shd w:val="clear" w:color="auto" w:fill="FFFFFF"/>
+        <w:spacing w:before="100" w:beforeAutospacing="1" w:after="100" w:afterAutospacing="1" w:line="240" w:lineRule="auto"/>
+        <w:rPr>
+          <w:rFonts w:ascii="Times New Roman" w:eastAsia="Times New Roman" w:hAnsi="Times New Roman" w:cs="Times New Roman"/>
+          <w:sz w:val="24"/>
+          <w:szCs w:val="24"/>
+        </w:rPr>
+      </w:pPr>
+      <w:r>
+        <w:rPr>
+          <w:rFonts w:ascii="Times New Roman" w:eastAsia="Times New Roman" w:hAnsi="Times New Roman" w:cs="Times New Roman"/>
+          <w:bCs/>
+          <w:sz w:val="24"/>
+          <w:szCs w:val="24"/>
+        </w:rPr>
+        <w:t>Перевод на другие языки:</w:t>
+      </w:r>
+      <w:r>
+        <w:rPr>
+          <w:rFonts w:ascii="Times New Roman" w:eastAsia="Times New Roman" w:hAnsi="Times New Roman" w:cs="Times New Roman"/>
+          <w:sz w:val="24"/>
+          <w:szCs w:val="24"/>
+        </w:rPr>
+        <w:t> Благодаря виртуальным ассистентам, пользователи могут взаимодействовать и сотрудничать с людьми, принадлежащими к различным языковым группам, поскольку ИИ-ассистенты способны выполнять переводы на разные языки.</w:t>
+      </w:r>
+    </w:p>
+    <w:p>
+      <w:pPr>
+        <w:numPr>
+          <w:ilvl w:val="0"/>
+          <w:numId w:val="3"/>
+        </w:numPr>
+        <w:shd w:val="clear" w:color="auto" w:fill="FFFFFF"/>
+        <w:spacing w:before="100" w:beforeAutospacing="1" w:after="100" w:afterAutospacing="1" w:line="240" w:lineRule="auto"/>
+        <w:rPr>
+          <w:rFonts w:ascii="Times New Roman" w:eastAsia="Times New Roman" w:hAnsi="Times New Roman" w:cs="Times New Roman"/>
+          <w:sz w:val="24"/>
+          <w:szCs w:val="24"/>
+        </w:rPr>
+      </w:pPr>
+      <w:r>
+        <w:rPr>
+          <w:rFonts w:ascii="Times New Roman" w:eastAsia="Times New Roman" w:hAnsi="Times New Roman" w:cs="Times New Roman"/>
+          <w:bCs/>
+          <w:sz w:val="24"/>
+          <w:szCs w:val="24"/>
+        </w:rPr>
+        <w:t>Интеграция с умным домом:</w:t>
+      </w:r>
+      <w:r>
+        <w:rPr>
+          <w:rFonts w:ascii="Times New Roman" w:eastAsia="Times New Roman" w:hAnsi="Times New Roman" w:cs="Times New Roman"/>
+          <w:sz w:val="24"/>
+          <w:szCs w:val="24"/>
+        </w:rPr>
+        <w:t> Используя голосовые команды, можно управлять освещением, системами безопасности и другими устройствами при помощи виртуальных ассистентов, таких как Google Ассистент, Siri и Alexa.</w:t>
+      </w:r>
+    </w:p>
+    <w:p>
+      <w:pPr>
+        <w:numPr>
+          <w:ilvl w:val="0"/>
+          <w:numId w:val="3"/>
+        </w:numPr>
+        <w:shd w:val="clear" w:color="auto" w:fill="FFFFFF"/>
+        <w:spacing w:before="100" w:beforeAutospacing="1" w:after="100" w:afterAutospacing="1" w:line="240" w:lineRule="auto"/>
+        <w:rPr>
+          <w:rFonts w:ascii="Times New Roman" w:eastAsia="Times New Roman" w:hAnsi="Times New Roman" w:cs="Times New Roman"/>
+          <w:sz w:val="24"/>
+          <w:szCs w:val="24"/>
+        </w:rPr>
+      </w:pPr>
+      <w:r>
+        <w:rPr>
+          <w:rFonts w:ascii="Times New Roman" w:eastAsia="Times New Roman" w:hAnsi="Times New Roman" w:cs="Times New Roman"/>
+          <w:bCs/>
+          <w:sz w:val="24"/>
+          <w:szCs w:val="24"/>
+        </w:rPr>
+        <w:t>Эффективное использование времени:</w:t>
+      </w:r>
+      <w:r>
+        <w:rPr>
+          <w:rFonts w:ascii="Times New Roman" w:eastAsia="Times New Roman" w:hAnsi="Times New Roman" w:cs="Times New Roman"/>
+          <w:sz w:val="24"/>
+          <w:szCs w:val="24"/>
+        </w:rPr>
+        <w:t> ИИ может выполнять обычные задачи, такие как назначение встреч и установка напоминаний. Это дает пользователям больше времени, чтобы сосредоточиться на других важных вещах.</w:t>
+      </w:r>
+    </w:p>
+    <w:p>
+      <w:pPr>
+        <w:numPr>
+          <w:ilvl w:val="0"/>
+          <w:numId w:val="3"/>
+        </w:numPr>
+        <w:shd w:val="clear" w:color="auto" w:fill="FFFFFF"/>
+        <w:spacing w:before="100" w:beforeAutospacing="1" w:after="100" w:afterAutospacing="1" w:line="240" w:lineRule="auto"/>
+        <w:rPr>
+          <w:rFonts w:ascii="Times New Roman" w:eastAsia="Times New Roman" w:hAnsi="Times New Roman" w:cs="Times New Roman"/>
+          <w:sz w:val="24"/>
+          <w:szCs w:val="24"/>
+        </w:rPr>
+      </w:pPr>
+      <w:r>
+        <w:rPr>
+          <w:rFonts w:ascii="Times New Roman" w:eastAsia="Times New Roman" w:hAnsi="Times New Roman" w:cs="Times New Roman"/>
+          <w:bCs/>
+          <w:sz w:val="24"/>
+          <w:szCs w:val="24"/>
+        </w:rPr>
+        <w:t>Поддержка клиентов</w:t>
+      </w:r>
+      <w:r>
+        <w:rPr>
+          <w:rFonts w:ascii="Times New Roman" w:eastAsia="Times New Roman" w:hAnsi="Times New Roman" w:cs="Times New Roman"/>
+          <w:sz w:val="24"/>
+          <w:szCs w:val="24"/>
+        </w:rPr>
+        <w:t>: ИИ-помощников можно использовать для обслуживания клиентов. С его помощью можно отвечать на стандартные вопросы и решать общие проблемы. Таким образом, снижается нагрузка на сотрудников службы поддержки.</w:t>
+      </w:r>
+    </w:p>
+    <w:p>
+      <w:pPr>
+        <w:spacing w:after="0" w:line="240" w:lineRule="auto"/>
+        <w:ind w:firstLine="720"/>
+        <w:rPr>
+          <w:rFonts w:ascii="Times New Roman" w:hAnsi="Times New Roman" w:cs="Times New Roman"/>
+          <w:sz w:val="24"/>
+          <w:szCs w:val="24"/>
+          <w:shd w:val="clear" w:color="auto" w:fill="FFFFFF"/>
+        </w:rPr>
+      </w:pPr>
+      <w:r>
+        <w:rPr>
+          <w:rStyle w:val="ad"/>
+          <w:rFonts w:ascii="Times New Roman" w:hAnsi="Times New Roman" w:cs="Times New Roman"/>
+          <w:b w:val="0"/>
+          <w:sz w:val="24"/>
+          <w:szCs w:val="24"/>
+          <w:shd w:val="clear" w:color="auto" w:fill="FFFFFF"/>
+        </w:rPr>
+        <w:t>ИИ-помощник</w:t>
+      </w:r>
+      <w:r>
+        <w:rPr>
+          <w:rFonts w:ascii="Times New Roman" w:hAnsi="Times New Roman" w:cs="Times New Roman"/>
+          <w:sz w:val="24"/>
+          <w:szCs w:val="24"/>
+          <w:shd w:val="clear" w:color="auto" w:fill="FFFFFF"/>
+        </w:rPr>
+        <w:t> - это компьютерная программа, использующая искусственный интеллект для выполнения действий. Языковые модели и естественный язык применяются ИИ-помощниками с целью увеличения эффективности работы. Эти помощники способны анализировать устную или письменную информацию от пользователей и предоставлять естественные ответы. Многие люди прибегают к использованию персональных помощников на основе искусственного интеллекта для облегчения повседневных задач и увеличения производительности.</w:t>
+      </w:r>
+    </w:p>
+    <w:p>
+      <w:pPr>
+        <w:shd w:val="clear" w:color="auto" w:fill="FFFFFF"/>
+        <w:spacing w:after="100" w:afterAutospacing="1" w:line="240" w:lineRule="auto"/>
+        <w:rPr>
+          <w:rFonts w:ascii="Times New Roman" w:eastAsia="Times New Roman" w:hAnsi="Times New Roman" w:cs="Times New Roman"/>
+          <w:sz w:val="24"/>
+          <w:szCs w:val="24"/>
+        </w:rPr>
+      </w:pPr>
+      <w:r>
+        <w:rPr>
+          <w:rFonts w:ascii="Times New Roman" w:eastAsia="Times New Roman" w:hAnsi="Times New Roman" w:cs="Times New Roman"/>
+          <w:bCs/>
+          <w:sz w:val="24"/>
+          <w:szCs w:val="24"/>
+        </w:rPr>
+        <w:lastRenderedPageBreak/>
+        <w:t>Виртуальный ИИ-помощник</w:t>
+      </w:r>
+      <w:r>
+        <w:rPr>
+          <w:rFonts w:ascii="Times New Roman" w:eastAsia="Times New Roman" w:hAnsi="Times New Roman" w:cs="Times New Roman"/>
+          <w:sz w:val="24"/>
+          <w:szCs w:val="24"/>
+        </w:rPr>
+        <w:t> может помочь в решении повседневных задач самыми разными способами. Ниже перечислены некоторые из способов применения ИИ-помощников, которые могут оказаться весьма полезными:</w:t>
+      </w:r>
+    </w:p>
+    <w:p>
+      <w:pPr>
+        <w:numPr>
+          <w:ilvl w:val="0"/>
+          <w:numId w:val="3"/>
+        </w:numPr>
+        <w:shd w:val="clear" w:color="auto" w:fill="FFFFFF"/>
+        <w:spacing w:before="100" w:beforeAutospacing="1" w:after="100" w:afterAutospacing="1" w:line="240" w:lineRule="auto"/>
+        <w:rPr>
+          <w:rFonts w:ascii="Times New Roman" w:eastAsia="Times New Roman" w:hAnsi="Times New Roman" w:cs="Times New Roman"/>
+          <w:sz w:val="24"/>
+          <w:szCs w:val="24"/>
+        </w:rPr>
+      </w:pPr>
+      <w:r>
+        <w:rPr>
+          <w:rFonts w:ascii="Times New Roman" w:eastAsia="Times New Roman" w:hAnsi="Times New Roman" w:cs="Times New Roman"/>
+          <w:bCs/>
+          <w:sz w:val="24"/>
+          <w:szCs w:val="24"/>
+        </w:rPr>
+        <w:t>Коммуникация:</w:t>
+      </w:r>
+      <w:r>
+        <w:rPr>
+          <w:rFonts w:ascii="Times New Roman" w:eastAsia="Times New Roman" w:hAnsi="Times New Roman" w:cs="Times New Roman"/>
+          <w:sz w:val="24"/>
+          <w:szCs w:val="24"/>
+        </w:rPr>
+        <w:t> Виртуальные ассистенты способны интерпретировать и реагировать на запросы, сделанные на естественном языке. Улучшение интуитивности и удобства взаимодействия приводит к повышению эффективности коммуникации.</w:t>
+      </w:r>
+    </w:p>
+    <w:p>
+      <w:pPr>
+        <w:numPr>
+          <w:ilvl w:val="0"/>
+          <w:numId w:val="3"/>
+        </w:numPr>
+        <w:shd w:val="clear" w:color="auto" w:fill="FFFFFF"/>
+        <w:spacing w:before="100" w:beforeAutospacing="1" w:after="100" w:afterAutospacing="1" w:line="240" w:lineRule="auto"/>
+        <w:rPr>
+          <w:rFonts w:ascii="Times New Roman" w:eastAsia="Times New Roman" w:hAnsi="Times New Roman" w:cs="Times New Roman"/>
+          <w:sz w:val="24"/>
+          <w:szCs w:val="24"/>
+        </w:rPr>
+      </w:pPr>
+      <w:r>
+        <w:rPr>
+          <w:rFonts w:ascii="Times New Roman" w:eastAsia="Times New Roman" w:hAnsi="Times New Roman" w:cs="Times New Roman"/>
+          <w:bCs/>
+          <w:sz w:val="24"/>
+          <w:szCs w:val="24"/>
+        </w:rPr>
+        <w:t>Автоматизация задач:</w:t>
+      </w:r>
+      <w:r>
+        <w:rPr>
+          <w:rFonts w:ascii="Times New Roman" w:eastAsia="Times New Roman" w:hAnsi="Times New Roman" w:cs="Times New Roman"/>
+          <w:sz w:val="24"/>
+          <w:szCs w:val="24"/>
+        </w:rPr>
+        <w:t> Вы можете включать </w:t>
+      </w:r>
+      <w:r>
+        <w:rPr>
+          <w:rFonts w:ascii="Times New Roman" w:eastAsia="Times New Roman" w:hAnsi="Times New Roman" w:cs="Times New Roman"/>
+          <w:bCs/>
+          <w:sz w:val="24"/>
+          <w:szCs w:val="24"/>
+        </w:rPr>
+        <w:t>ИИ-помощников</w:t>
+      </w:r>
+      <w:r>
+        <w:rPr>
+          <w:rFonts w:ascii="Times New Roman" w:eastAsia="Times New Roman" w:hAnsi="Times New Roman" w:cs="Times New Roman"/>
+          <w:sz w:val="24"/>
+          <w:szCs w:val="24"/>
+        </w:rPr>
+        <w:t> в различные рабочие процессы, автоматизируя задачи. Это повышает производительность и снижает вероятность человеческих ошибок.</w:t>
+      </w:r>
+    </w:p>
+    <w:p>
+      <w:pPr>
+        <w:numPr>
+          <w:ilvl w:val="0"/>
+          <w:numId w:val="3"/>
+        </w:numPr>
+        <w:shd w:val="clear" w:color="auto" w:fill="FFFFFF"/>
+        <w:spacing w:before="100" w:beforeAutospacing="1" w:after="100" w:afterAutospacing="1" w:line="240" w:lineRule="auto"/>
+        <w:rPr>
+          <w:rFonts w:ascii="Times New Roman" w:eastAsia="Times New Roman" w:hAnsi="Times New Roman" w:cs="Times New Roman"/>
+          <w:sz w:val="24"/>
+          <w:szCs w:val="24"/>
+        </w:rPr>
+      </w:pPr>
+      <w:r>
+        <w:rPr>
+          <w:rFonts w:ascii="Times New Roman" w:eastAsia="Times New Roman" w:hAnsi="Times New Roman" w:cs="Times New Roman"/>
+          <w:bCs/>
+          <w:sz w:val="24"/>
+          <w:szCs w:val="24"/>
+        </w:rPr>
+        <w:t>Перевод на другие языки:</w:t>
+      </w:r>
+      <w:r>
+        <w:rPr>
+          <w:rFonts w:ascii="Times New Roman" w:eastAsia="Times New Roman" w:hAnsi="Times New Roman" w:cs="Times New Roman"/>
+          <w:sz w:val="24"/>
+          <w:szCs w:val="24"/>
+        </w:rPr>
+        <w:t> Благодаря виртуальным ассистентам, пользователи могут взаимодействовать и сотрудничать с людьми, принадлежащими к различным языковым группам, поскольку ИИ-ассистенты способны выполнять переводы на разные языки.</w:t>
+      </w:r>
+    </w:p>
+    <w:p>
+      <w:pPr>
+        <w:numPr>
+          <w:ilvl w:val="0"/>
+          <w:numId w:val="3"/>
+        </w:numPr>
+        <w:shd w:val="clear" w:color="auto" w:fill="FFFFFF"/>
+        <w:spacing w:before="100" w:beforeAutospacing="1" w:after="100" w:afterAutospacing="1" w:line="240" w:lineRule="auto"/>
+        <w:rPr>
+          <w:rFonts w:ascii="Times New Roman" w:eastAsia="Times New Roman" w:hAnsi="Times New Roman" w:cs="Times New Roman"/>
+          <w:sz w:val="24"/>
+          <w:szCs w:val="24"/>
+        </w:rPr>
+      </w:pPr>
+      <w:r>
+        <w:rPr>
+          <w:rFonts w:ascii="Times New Roman" w:eastAsia="Times New Roman" w:hAnsi="Times New Roman" w:cs="Times New Roman"/>
+          <w:bCs/>
+          <w:sz w:val="24"/>
+          <w:szCs w:val="24"/>
+        </w:rPr>
+        <w:t>Интеграция с умным домом:</w:t>
+      </w:r>
+      <w:r>
+        <w:rPr>
+          <w:rFonts w:ascii="Times New Roman" w:eastAsia="Times New Roman" w:hAnsi="Times New Roman" w:cs="Times New Roman"/>
+          <w:sz w:val="24"/>
+          <w:szCs w:val="24"/>
+        </w:rPr>
+        <w:t> Используя голосовые команды, можно управлять освещением, системами безопасности и другими устройствами при помощи виртуальных ассистентов, таких как Google Ассистент, Siri и Alexa.</w:t>
+      </w:r>
+    </w:p>
+    <w:p>
+      <w:pPr>
+        <w:numPr>
+          <w:ilvl w:val="0"/>
+          <w:numId w:val="3"/>
+        </w:numPr>
+        <w:shd w:val="clear" w:color="auto" w:fill="FFFFFF"/>
+        <w:spacing w:before="100" w:beforeAutospacing="1" w:after="100" w:afterAutospacing="1" w:line="240" w:lineRule="auto"/>
+        <w:rPr>
+          <w:rFonts w:ascii="Times New Roman" w:eastAsia="Times New Roman" w:hAnsi="Times New Roman" w:cs="Times New Roman"/>
+          <w:sz w:val="24"/>
+          <w:szCs w:val="24"/>
+        </w:rPr>
+      </w:pPr>
+      <w:r>
+        <w:rPr>
+          <w:rFonts w:ascii="Times New Roman" w:eastAsia="Times New Roman" w:hAnsi="Times New Roman" w:cs="Times New Roman"/>
+          <w:bCs/>
+          <w:sz w:val="24"/>
+          <w:szCs w:val="24"/>
+        </w:rPr>
+        <w:t>Эффективное использование времени:</w:t>
+      </w:r>
+      <w:r>
+        <w:rPr>
+          <w:rFonts w:ascii="Times New Roman" w:eastAsia="Times New Roman" w:hAnsi="Times New Roman" w:cs="Times New Roman"/>
+          <w:sz w:val="24"/>
+          <w:szCs w:val="24"/>
+        </w:rPr>
+        <w:t> ИИ может выполнять обычные задачи, такие как назначение встреч и установка напоминаний. Это дает пользователям больше времени, чтобы сосредоточиться на других важных вещах.</w:t>
+      </w:r>
+    </w:p>
+    <w:p>
+      <w:pPr>
+        <w:numPr>
+          <w:ilvl w:val="0"/>
+          <w:numId w:val="3"/>
+        </w:numPr>
+        <w:shd w:val="clear" w:color="auto" w:fill="FFFFFF"/>
+        <w:spacing w:before="100" w:beforeAutospacing="1" w:after="100" w:afterAutospacing="1" w:line="240" w:lineRule="auto"/>
+        <w:rPr>
+          <w:rFonts w:ascii="Times New Roman" w:eastAsia="Times New Roman" w:hAnsi="Times New Roman" w:cs="Times New Roman"/>
+          <w:sz w:val="24"/>
+          <w:szCs w:val="24"/>
+        </w:rPr>
+      </w:pPr>
+      <w:r>
+        <w:rPr>
+          <w:rFonts w:ascii="Times New Roman" w:eastAsia="Times New Roman" w:hAnsi="Times New Roman" w:cs="Times New Roman"/>
+          <w:bCs/>
+          <w:sz w:val="24"/>
+          <w:szCs w:val="24"/>
+        </w:rPr>
+        <w:t>Поддержка клиентов</w:t>
+      </w:r>
+      <w:r>
+        <w:rPr>
+          <w:rFonts w:ascii="Times New Roman" w:eastAsia="Times New Roman" w:hAnsi="Times New Roman" w:cs="Times New Roman"/>
+          <w:sz w:val="24"/>
+          <w:szCs w:val="24"/>
+        </w:rPr>
+        <w:t>: ИИ-помощников можно использовать для обслуживания клиентов. С его помощью можно отвечать на стандартные вопросы и решать общие проблемы. Таким образом, снижается нагрузка на сотрудников службы поддержки.</w:t>
+      </w:r>
+    </w:p>
+    <w:p>
+      <w:pPr>
+        <w:spacing w:after="0" w:line="360" w:lineRule="auto"/>
+        <w:jc w:val="center"/>
+        <w:rPr>
+          <w:rFonts w:ascii="Times New Roman" w:eastAsia="Times New Roman" w:hAnsi="Times New Roman" w:cs="Times New Roman"/>
+          <w:sz w:val="28"/>
+          <w:szCs w:val="28"/>
+        </w:rPr>
+      </w:pPr>
+      <w:r>
+        <w:rPr>
+          <w:rFonts w:ascii="Times New Roman" w:eastAsia="Times New Roman" w:hAnsi="Times New Roman" w:cs="Times New Roman"/>
+          <w:bCs/>
+          <w:sz w:val="24"/>
+          <w:szCs w:val="24"/>
+        </w:rPr>
+        <w:t>Виртуальный ИИ-помощник</w:t>
+      </w:r>
+      <w:r>
+        <w:rPr>
+          <w:rFonts w:ascii="Times New Roman" w:eastAsia="Times New Roman" w:hAnsi="Times New Roman" w:cs="Times New Roman"/>
+          <w:sz w:val="24"/>
+          <w:szCs w:val="24"/>
+        </w:rPr>
+        <w:t> может помочь в решении повседневных задач самыми разными способами. Ниже перечислены некоторые из способов применения ИИ-помощников, которые могут оказаться весьма полезными:</w:t>
+      </w:r>
+      <w:r>
+        <w:rPr>
+          <w:rFonts w:ascii="Times New Roman" w:eastAsia="Times New Roman" w:hAnsi="Times New Roman" w:cs="Times New Roman"/>
+          <w:sz w:val="28"/>
+          <w:szCs w:val="28"/>
+        </w:rPr>
+        <w:t xml:space="preserve"> </w:t>
+      </w:r>
+      <w:r>
+        <w:rPr>
+          <w:rFonts w:ascii="Times New Roman" w:eastAsia="Times New Roman" w:hAnsi="Times New Roman" w:cs="Times New Roman"/>
+          <w:sz w:val="28"/>
+          <w:szCs w:val="28"/>
+        </w:rPr>
+        <w:t>Введение</w:t>
+      </w:r>
+    </w:p>
+    <w:p>
+      <w:pPr>
+        <w:spacing w:after="0" w:line="240" w:lineRule="auto"/>
+        <w:ind w:firstLine="720"/>
+        <w:rPr>
+          <w:rFonts w:ascii="Times New Roman" w:hAnsi="Times New Roman" w:cs="Times New Roman"/>
+          <w:sz w:val="24"/>
+          <w:szCs w:val="24"/>
+          <w:shd w:val="clear" w:color="auto" w:fill="FFFFFF"/>
+        </w:rPr>
+      </w:pPr>
+      <w:r>
+        <w:rPr>
+          <w:rStyle w:val="ad"/>
+          <w:sz w:val="24"/>
+          <w:szCs w:val="24"/>
+          <w:shd w:val="clear" w:color="auto" w:fill="FFFFFF"/>
+        </w:rPr>
+        <w:t>ИИ-помощник</w:t>
+      </w:r>
+      <w:r>
+        <w:rPr>
+          <w:rFonts w:ascii="Times New Roman" w:hAnsi="Times New Roman" w:cs="Times New Roman"/>
+          <w:sz w:val="24"/>
+          <w:szCs w:val="24"/>
+          <w:shd w:val="clear" w:color="auto" w:fill="FFFFFF"/>
+        </w:rPr>
+        <w:t> - это компьютерная программа, использующая искусственный интеллект для выполнения действий. Языковые модели и естественный язык применяются ИИ-помощниками с целью увеличения эффективности работы. Эти помощники способны анализировать устную или письменную информацию от пользователей и предоставлять естественные ответы. Многие люди прибегают к использованию персональных помощников на основе искусственного интеллекта для облегчения повседневных задач и увеличения производительности.</w:t>
+      </w:r>
+    </w:p>
+    <w:p>
+      <w:pPr>
+        <w:shd w:val="clear" w:color="auto" w:fill="FFFFFF"/>
+        <w:spacing w:after="100" w:afterAutospacing="1" w:line="240" w:lineRule="auto"/>
+        <w:rPr>
+          <w:rFonts w:ascii="Times New Roman" w:eastAsia="Times New Roman" w:hAnsi="Times New Roman" w:cs="Times New Roman"/>
+          <w:sz w:val="24"/>
+          <w:szCs w:val="24"/>
+        </w:rPr>
+      </w:pPr>
+      <w:r>
+        <w:rPr>
+          <w:rFonts w:ascii="Times New Roman" w:eastAsia="Times New Roman" w:hAnsi="Times New Roman" w:cs="Times New Roman"/>
+          <w:bCs/>
+          <w:sz w:val="24"/>
+          <w:szCs w:val="24"/>
+        </w:rPr>
+        <w:t>Виртуальный ИИ-помощник</w:t>
+      </w:r>
+      <w:r>
+        <w:rPr>
+          <w:rFonts w:ascii="Times New Roman" w:eastAsia="Times New Roman" w:hAnsi="Times New Roman" w:cs="Times New Roman"/>
+          <w:sz w:val="24"/>
+          <w:szCs w:val="24"/>
+        </w:rPr>
+        <w:t> может помочь в решении повседневных задач самыми разными способами. Ниже перечислены некоторые из способов применения ИИ-помощников, которые могут оказаться весьма полезными:</w:t>
+      </w:r>
+    </w:p>
+    <w:p>
+      <w:pPr>
+        <w:numPr>
+          <w:ilvl w:val="0"/>
+          <w:numId w:val="4"/>
+        </w:numPr>
+        <w:shd w:val="clear" w:color="auto" w:fill="FFFFFF"/>
+        <w:spacing w:before="100" w:beforeAutospacing="1" w:after="100" w:afterAutospacing="1" w:line="240" w:lineRule="auto"/>
+        <w:rPr>
+          <w:rFonts w:ascii="Times New Roman" w:eastAsia="Times New Roman" w:hAnsi="Times New Roman" w:cs="Times New Roman"/>
+          <w:sz w:val="24"/>
+          <w:szCs w:val="24"/>
+        </w:rPr>
+      </w:pPr>
+      <w:r>
+        <w:rPr>
+          <w:rFonts w:ascii="Times New Roman" w:eastAsia="Times New Roman" w:hAnsi="Times New Roman" w:cs="Times New Roman"/>
+          <w:bCs/>
+          <w:sz w:val="24"/>
+          <w:szCs w:val="24"/>
+        </w:rPr>
+        <w:t>Коммуникация:</w:t>
+      </w:r>
+      <w:r>
+        <w:rPr>
+          <w:rFonts w:ascii="Times New Roman" w:eastAsia="Times New Roman" w:hAnsi="Times New Roman" w:cs="Times New Roman"/>
+          <w:sz w:val="24"/>
+          <w:szCs w:val="24"/>
+        </w:rPr>
+        <w:t> Виртуальные ассистенты способны интерпретировать и реагировать на запросы, сделанные на естественном языке. Улучшение интуитивности и удобства взаимодействия приводит к повышению эффективности коммуникации.</w:t>
+      </w:r>
+    </w:p>
+    <w:p>
+      <w:pPr>
+        <w:numPr>
+          <w:ilvl w:val="0"/>
+          <w:numId w:val="4"/>
+        </w:numPr>
+        <w:shd w:val="clear" w:color="auto" w:fill="FFFFFF"/>
+        <w:spacing w:before="100" w:beforeAutospacing="1" w:after="100" w:afterAutospacing="1" w:line="240" w:lineRule="auto"/>
+        <w:rPr>
+          <w:rFonts w:ascii="Times New Roman" w:eastAsia="Times New Roman" w:hAnsi="Times New Roman" w:cs="Times New Roman"/>
+          <w:sz w:val="24"/>
+          <w:szCs w:val="24"/>
+        </w:rPr>
+      </w:pPr>
+      <w:r>
+        <w:rPr>
+          <w:rFonts w:ascii="Times New Roman" w:eastAsia="Times New Roman" w:hAnsi="Times New Roman" w:cs="Times New Roman"/>
+          <w:bCs/>
+          <w:sz w:val="24"/>
+          <w:szCs w:val="24"/>
+        </w:rPr>
+        <w:t>Автоматизация задач:</w:t>
+      </w:r>
+      <w:r>
+        <w:rPr>
+          <w:rFonts w:ascii="Times New Roman" w:eastAsia="Times New Roman" w:hAnsi="Times New Roman" w:cs="Times New Roman"/>
+          <w:sz w:val="24"/>
+          <w:szCs w:val="24"/>
+        </w:rPr>
+        <w:t> Вы можете включать </w:t>
+      </w:r>
+      <w:r>
+        <w:rPr>
+          <w:rFonts w:ascii="Times New Roman" w:eastAsia="Times New Roman" w:hAnsi="Times New Roman" w:cs="Times New Roman"/>
+          <w:bCs/>
+          <w:sz w:val="24"/>
+          <w:szCs w:val="24"/>
+        </w:rPr>
+        <w:t>ИИ-помощников</w:t>
+      </w:r>
+      <w:r>
+        <w:rPr>
+          <w:rFonts w:ascii="Times New Roman" w:eastAsia="Times New Roman" w:hAnsi="Times New Roman" w:cs="Times New Roman"/>
+          <w:sz w:val="24"/>
+          <w:szCs w:val="24"/>
+        </w:rPr>
+        <w:t> в различные рабочие процессы, автоматизируя задачи. Это повышает производительность и снижает вероятность человеческих ошибок.</w:t>
+      </w:r>
+    </w:p>
+    <w:p>
+      <w:pPr>
+        <w:numPr>
+          <w:ilvl w:val="0"/>
+          <w:numId w:val="4"/>
+        </w:numPr>
+        <w:shd w:val="clear" w:color="auto" w:fill="FFFFFF"/>
+        <w:spacing w:before="100" w:beforeAutospacing="1" w:after="100" w:afterAutospacing="1" w:line="240" w:lineRule="auto"/>
+        <w:rPr>
+          <w:rFonts w:ascii="Times New Roman" w:eastAsia="Times New Roman" w:hAnsi="Times New Roman" w:cs="Times New Roman"/>
+          <w:sz w:val="24"/>
+          <w:szCs w:val="24"/>
+        </w:rPr>
+      </w:pPr>
+      <w:r>
+        <w:rPr>
+          <w:rFonts w:ascii="Times New Roman" w:eastAsia="Times New Roman" w:hAnsi="Times New Roman" w:cs="Times New Roman"/>
+          <w:bCs/>
+          <w:sz w:val="24"/>
+          <w:szCs w:val="24"/>
+        </w:rPr>
+        <w:t>Перевод на другие языки:</w:t>
+      </w:r>
+      <w:r>
+        <w:rPr>
+          <w:rFonts w:ascii="Times New Roman" w:eastAsia="Times New Roman" w:hAnsi="Times New Roman" w:cs="Times New Roman"/>
+          <w:sz w:val="24"/>
+          <w:szCs w:val="24"/>
+        </w:rPr>
+        <w:t> Благодаря виртуальным ассистентам, пользователи могут взаимодействовать и сотрудничать с людьми, принадлежащими к различным языковым группам, поскольку ИИ-ассистенты способны выполнять переводы на разные языки.</w:t>
+      </w:r>
+    </w:p>
+    <w:p>
+      <w:pPr>
+        <w:numPr>
+          <w:ilvl w:val="0"/>
+          <w:numId w:val="4"/>
+        </w:numPr>
+        <w:shd w:val="clear" w:color="auto" w:fill="FFFFFF"/>
+        <w:spacing w:before="100" w:beforeAutospacing="1" w:after="100" w:afterAutospacing="1" w:line="240" w:lineRule="auto"/>
+        <w:rPr>
+          <w:rFonts w:ascii="Times New Roman" w:eastAsia="Times New Roman" w:hAnsi="Times New Roman" w:cs="Times New Roman"/>
+          <w:sz w:val="24"/>
+          <w:szCs w:val="24"/>
+        </w:rPr>
+      </w:pPr>
+      <w:r>
+        <w:rPr>
+          <w:rFonts w:ascii="Times New Roman" w:eastAsia="Times New Roman" w:hAnsi="Times New Roman" w:cs="Times New Roman"/>
+          <w:bCs/>
+          <w:sz w:val="24"/>
+          <w:szCs w:val="24"/>
+        </w:rPr>
+        <w:t>Интеграция с умным домом:</w:t>
+      </w:r>
+      <w:r>
+        <w:rPr>
+          <w:rFonts w:ascii="Times New Roman" w:eastAsia="Times New Roman" w:hAnsi="Times New Roman" w:cs="Times New Roman"/>
+          <w:sz w:val="24"/>
+          <w:szCs w:val="24"/>
+        </w:rPr>
+        <w:t> Используя голосовые команды, можно управлять освещением, системами безопасности и другими устройствами при помощи виртуальных ассистентов, таких как Google Ассистент, Siri и Alexa.</w:t>
+      </w:r>
+    </w:p>
+    <w:p>
+      <w:pPr>
+        <w:numPr>
+          <w:ilvl w:val="0"/>
+          <w:numId w:val="4"/>
+        </w:numPr>
+        <w:shd w:val="clear" w:color="auto" w:fill="FFFFFF"/>
+        <w:spacing w:before="100" w:beforeAutospacing="1" w:after="100" w:afterAutospacing="1" w:line="240" w:lineRule="auto"/>
+        <w:rPr>
+          <w:rFonts w:ascii="Times New Roman" w:eastAsia="Times New Roman" w:hAnsi="Times New Roman" w:cs="Times New Roman"/>
+          <w:sz w:val="24"/>
+          <w:szCs w:val="24"/>
+        </w:rPr>
+      </w:pPr>
+      <w:r>
+        <w:rPr>
+          <w:rFonts w:ascii="Times New Roman" w:eastAsia="Times New Roman" w:hAnsi="Times New Roman" w:cs="Times New Roman"/>
+          <w:bCs/>
+          <w:sz w:val="24"/>
+          <w:szCs w:val="24"/>
+        </w:rPr>
+        <w:t>Эффективное использование времени:</w:t>
+      </w:r>
+      <w:r>
+        <w:rPr>
+          <w:rFonts w:ascii="Times New Roman" w:eastAsia="Times New Roman" w:hAnsi="Times New Roman" w:cs="Times New Roman"/>
+          <w:sz w:val="24"/>
+          <w:szCs w:val="24"/>
+        </w:rPr>
+        <w:t> ИИ может выполнять обычные задачи, такие как назначение встреч и установка напоминаний. Это дает пользователям больше времени, чтобы сосредоточиться на других важных вещах.</w:t>
+      </w:r>
+    </w:p>
+    <w:p>
+      <w:pPr>
+        <w:numPr>
+          <w:ilvl w:val="0"/>
+          <w:numId w:val="4"/>
+        </w:numPr>
+        <w:shd w:val="clear" w:color="auto" w:fill="FFFFFF"/>
+        <w:spacing w:before="100" w:beforeAutospacing="1" w:after="100" w:afterAutospacing="1" w:line="240" w:lineRule="auto"/>
+        <w:rPr>
+          <w:rFonts w:ascii="Times New Roman" w:eastAsia="Times New Roman" w:hAnsi="Times New Roman" w:cs="Times New Roman"/>
+          <w:sz w:val="24"/>
+          <w:szCs w:val="24"/>
+        </w:rPr>
+      </w:pPr>
+      <w:r>
+        <w:rPr>
+          <w:rFonts w:ascii="Times New Roman" w:eastAsia="Times New Roman" w:hAnsi="Times New Roman" w:cs="Times New Roman"/>
+          <w:bCs/>
+          <w:sz w:val="24"/>
+          <w:szCs w:val="24"/>
+        </w:rPr>
+        <w:lastRenderedPageBreak/>
+        <w:t>Поддержка клиентов</w:t>
+      </w:r>
+      <w:r>
+        <w:rPr>
+          <w:rFonts w:ascii="Times New Roman" w:eastAsia="Times New Roman" w:hAnsi="Times New Roman" w:cs="Times New Roman"/>
+          <w:sz w:val="24"/>
+          <w:szCs w:val="24"/>
+        </w:rPr>
+        <w:t>: ИИ-помощников можно использовать для обслуживания клиентов. С его помощью можно отвечать на стандартные вопросы и решать общие проблемы. Таким образом, снижается нагрузка на сотрудников службы поддержки.</w:t>
+      </w:r>
+    </w:p>
+    <w:p>
+      <w:pPr>
+        <w:spacing w:after="0" w:line="240" w:lineRule="auto"/>
+        <w:ind w:firstLine="720"/>
+        <w:rPr>
+          <w:rFonts w:ascii="Times New Roman" w:hAnsi="Times New Roman" w:cs="Times New Roman"/>
+          <w:sz w:val="24"/>
+          <w:szCs w:val="24"/>
+          <w:shd w:val="clear" w:color="auto" w:fill="FFFFFF"/>
+        </w:rPr>
+      </w:pPr>
+      <w:r>
+        <w:rPr>
+          <w:rStyle w:val="ad"/>
+          <w:sz w:val="24"/>
+          <w:szCs w:val="24"/>
+          <w:shd w:val="clear" w:color="auto" w:fill="FFFFFF"/>
+        </w:rPr>
+        <w:t>ИИ-помощник</w:t>
+      </w:r>
+      <w:r>
+        <w:rPr>
+          <w:rFonts w:ascii="Times New Roman" w:hAnsi="Times New Roman" w:cs="Times New Roman"/>
+          <w:sz w:val="24"/>
+          <w:szCs w:val="24"/>
+          <w:shd w:val="clear" w:color="auto" w:fill="FFFFFF"/>
+        </w:rPr>
+        <w:t> - это компьютерная программа, использующая искусственный интеллект для выполнения действий. Языковые модели и естественный язык применяются ИИ-помощниками с целью увеличения эффективности работы. Эти помощники способны анализировать устную или письменную информацию от пользователей и предоставлять естественные ответы. Многие люди прибегают к использованию персональных помощников на основе искусственного интеллекта для облегчения повседневных задач и увеличения производительности.</w:t>
+      </w:r>
+    </w:p>
+    <w:p>
+      <w:pPr>
+        <w:shd w:val="clear" w:color="auto" w:fill="FFFFFF"/>
+        <w:spacing w:after="100" w:afterAutospacing="1" w:line="240" w:lineRule="auto"/>
+        <w:rPr>
+          <w:rFonts w:ascii="Times New Roman" w:eastAsia="Times New Roman" w:hAnsi="Times New Roman" w:cs="Times New Roman"/>
+          <w:sz w:val="24"/>
+          <w:szCs w:val="24"/>
+        </w:rPr>
+      </w:pPr>
+      <w:r>
+        <w:rPr>
+          <w:rFonts w:ascii="Times New Roman" w:eastAsia="Times New Roman" w:hAnsi="Times New Roman" w:cs="Times New Roman"/>
+          <w:bCs/>
+          <w:sz w:val="24"/>
+          <w:szCs w:val="24"/>
+        </w:rPr>
+        <w:t>Виртуальный ИИ-помощник</w:t>
+      </w:r>
+      <w:r>
+        <w:rPr>
+          <w:rFonts w:ascii="Times New Roman" w:eastAsia="Times New Roman" w:hAnsi="Times New Roman" w:cs="Times New Roman"/>
+          <w:sz w:val="24"/>
+          <w:szCs w:val="24"/>
+        </w:rPr>
+        <w:t> может помочь в решении повседневных задач самыми разными способами. Ниже перечислены некоторые из способов применения ИИ-помощников, которые могут оказаться весьма полезными:</w:t>
+      </w:r>
+    </w:p>
+    <w:p>
+      <w:pPr>
+        <w:numPr>
+          <w:ilvl w:val="0"/>
+          <w:numId w:val="4"/>
+        </w:numPr>
+        <w:shd w:val="clear" w:color="auto" w:fill="FFFFFF"/>
+        <w:spacing w:before="100" w:beforeAutospacing="1" w:after="100" w:afterAutospacing="1" w:line="240" w:lineRule="auto"/>
+        <w:rPr>
+          <w:rFonts w:ascii="Times New Roman" w:eastAsia="Times New Roman" w:hAnsi="Times New Roman" w:cs="Times New Roman"/>
+          <w:sz w:val="24"/>
+          <w:szCs w:val="24"/>
+        </w:rPr>
+      </w:pPr>
+      <w:r>
+        <w:rPr>
+          <w:rFonts w:ascii="Times New Roman" w:eastAsia="Times New Roman" w:hAnsi="Times New Roman" w:cs="Times New Roman"/>
+          <w:bCs/>
+          <w:sz w:val="24"/>
+          <w:szCs w:val="24"/>
+        </w:rPr>
+        <w:t>Коммуникация:</w:t>
+      </w:r>
+      <w:r>
+        <w:rPr>
+          <w:rFonts w:ascii="Times New Roman" w:eastAsia="Times New Roman" w:hAnsi="Times New Roman" w:cs="Times New Roman"/>
+          <w:sz w:val="24"/>
+          <w:szCs w:val="24"/>
+        </w:rPr>
+        <w:t> Виртуальные ассистенты способны интерпретировать и реагировать на запросы, сделанные на естественном языке. Улучшение интуитивности и удобства взаимодействия приводит к повышению эффективности коммуникации.</w:t>
+      </w:r>
+    </w:p>
+    <w:p>
+      <w:pPr>
+        <w:numPr>
+          <w:ilvl w:val="0"/>
+          <w:numId w:val="4"/>
+        </w:numPr>
+        <w:shd w:val="clear" w:color="auto" w:fill="FFFFFF"/>
+        <w:spacing w:before="100" w:beforeAutospacing="1" w:after="100" w:afterAutospacing="1" w:line="240" w:lineRule="auto"/>
+        <w:rPr>
+          <w:rFonts w:ascii="Times New Roman" w:eastAsia="Times New Roman" w:hAnsi="Times New Roman" w:cs="Times New Roman"/>
+          <w:sz w:val="24"/>
+          <w:szCs w:val="24"/>
+        </w:rPr>
+      </w:pPr>
+      <w:r>
+        <w:rPr>
+          <w:rFonts w:ascii="Times New Roman" w:eastAsia="Times New Roman" w:hAnsi="Times New Roman" w:cs="Times New Roman"/>
+          <w:bCs/>
+          <w:sz w:val="24"/>
+          <w:szCs w:val="24"/>
+        </w:rPr>
+        <w:t>Автоматизация задач:</w:t>
+      </w:r>
+      <w:r>
+        <w:rPr>
+          <w:rFonts w:ascii="Times New Roman" w:eastAsia="Times New Roman" w:hAnsi="Times New Roman" w:cs="Times New Roman"/>
+          <w:sz w:val="24"/>
+          <w:szCs w:val="24"/>
+        </w:rPr>
+        <w:t> Вы можете включать </w:t>
+      </w:r>
+      <w:r>
+        <w:rPr>
+          <w:rFonts w:ascii="Times New Roman" w:eastAsia="Times New Roman" w:hAnsi="Times New Roman" w:cs="Times New Roman"/>
+          <w:bCs/>
+          <w:sz w:val="24"/>
+          <w:szCs w:val="24"/>
+        </w:rPr>
+        <w:t>ИИ-помощников</w:t>
+      </w:r>
+      <w:r>
+        <w:rPr>
+          <w:rFonts w:ascii="Times New Roman" w:eastAsia="Times New Roman" w:hAnsi="Times New Roman" w:cs="Times New Roman"/>
+          <w:sz w:val="24"/>
+          <w:szCs w:val="24"/>
+        </w:rPr>
+        <w:t> в различные рабочие процессы, автоматизируя задачи. Это повышает производительность и снижает вероятность человеческих ошибок.</w:t>
+      </w:r>
+    </w:p>
+    <w:p>
+      <w:pPr>
+        <w:numPr>
+          <w:ilvl w:val="0"/>
+          <w:numId w:val="3"/>
+        </w:numPr>
+        <w:shd w:val="clear" w:color="auto" w:fill="FFFFFF"/>
+        <w:spacing w:before="100" w:beforeAutospacing="1" w:after="100" w:afterAutospacing="1" w:line="240" w:lineRule="auto"/>
+        <w:rPr>
+          <w:rFonts w:ascii="Times New Roman" w:eastAsia="Times New Roman" w:hAnsi="Times New Roman" w:cs="Times New Roman"/>
+          <w:sz w:val="24"/>
+          <w:szCs w:val="24"/>
+        </w:rPr>
+      </w:pPr>
+      <w:r>
+        <w:rPr>
+          <w:rFonts w:ascii="Times New Roman" w:eastAsia="Times New Roman" w:hAnsi="Times New Roman" w:cs="Times New Roman"/>
+          <w:bCs/>
+          <w:sz w:val="24"/>
+          <w:szCs w:val="24"/>
+        </w:rPr>
+        <w:t>Перевод на другие языки:</w:t>
+      </w:r>
+      <w:r>
+        <w:rPr>
+          <w:rFonts w:ascii="Times New Roman" w:eastAsia="Times New Roman" w:hAnsi="Times New Roman" w:cs="Times New Roman"/>
+          <w:sz w:val="24"/>
+          <w:szCs w:val="24"/>
+        </w:rPr>
+        <w:t> Благодаря виртуальным ассистентам, пользователи могут взаимодействовать и сотрудничать с людьми, принадлежащими к различным языковым группам, поскольку ИИ-ассистенты способны выполнять переводы на разные языки.</w:t>
+      </w:r>
+      <w:r>
+        <w:rPr>
+          <w:rFonts w:ascii="Times New Roman" w:eastAsia="Times New Roman" w:hAnsi="Times New Roman" w:cs="Times New Roman"/>
+          <w:bCs/>
+          <w:sz w:val="24"/>
+          <w:szCs w:val="24"/>
+        </w:rPr>
+        <w:t xml:space="preserve"> </w:t>
+      </w:r>
+      <w:r>
+        <w:rPr>
+          <w:rFonts w:ascii="Times New Roman" w:eastAsia="Times New Roman" w:hAnsi="Times New Roman" w:cs="Times New Roman"/>
+          <w:bCs/>
+          <w:sz w:val="24"/>
+          <w:szCs w:val="24"/>
+        </w:rPr>
+        <w:t>Коммуникация:</w:t>
+      </w:r>
+      <w:r>
+        <w:rPr>
+          <w:rFonts w:ascii="Times New Roman" w:eastAsia="Times New Roman" w:hAnsi="Times New Roman" w:cs="Times New Roman"/>
+          <w:sz w:val="24"/>
+          <w:szCs w:val="24"/>
+        </w:rPr>
+        <w:t> Виртуальные ассистенты способны интерпретировать и реагировать на запросы, сделанные на естественном языке. Улучшение интуитивности и удобства взаимодействия приводит к повышению эффективности коммуникации.</w:t>
+      </w:r>
+    </w:p>
+    <w:p>
+      <w:pPr>
+        <w:numPr>
+          <w:ilvl w:val="0"/>
+          <w:numId w:val="3"/>
+        </w:numPr>
+        <w:shd w:val="clear" w:color="auto" w:fill="FFFFFF"/>
+        <w:spacing w:before="100" w:beforeAutospacing="1" w:after="100" w:afterAutospacing="1" w:line="240" w:lineRule="auto"/>
+        <w:rPr>
+          <w:rFonts w:ascii="Times New Roman" w:eastAsia="Times New Roman" w:hAnsi="Times New Roman" w:cs="Times New Roman"/>
+          <w:sz w:val="24"/>
+          <w:szCs w:val="24"/>
+        </w:rPr>
+      </w:pPr>
+      <w:r>
+        <w:rPr>
+          <w:rFonts w:ascii="Times New Roman" w:eastAsia="Times New Roman" w:hAnsi="Times New Roman" w:cs="Times New Roman"/>
+          <w:bCs/>
+          <w:sz w:val="24"/>
+          <w:szCs w:val="24"/>
+        </w:rPr>
+        <w:t>Автоматизация задач:</w:t>
+      </w:r>
+      <w:r>
+        <w:rPr>
+          <w:rFonts w:ascii="Times New Roman" w:eastAsia="Times New Roman" w:hAnsi="Times New Roman" w:cs="Times New Roman"/>
+          <w:sz w:val="24"/>
+          <w:szCs w:val="24"/>
+        </w:rPr>
+        <w:t> Вы можете включать </w:t>
+      </w:r>
+      <w:r>
+        <w:rPr>
+          <w:rFonts w:ascii="Times New Roman" w:eastAsia="Times New Roman" w:hAnsi="Times New Roman" w:cs="Times New Roman"/>
+          <w:bCs/>
+          <w:sz w:val="24"/>
+          <w:szCs w:val="24"/>
+        </w:rPr>
+        <w:t>ИИ-помощников</w:t>
+      </w:r>
+      <w:r>
+        <w:rPr>
+          <w:rFonts w:ascii="Times New Roman" w:eastAsia="Times New Roman" w:hAnsi="Times New Roman" w:cs="Times New Roman"/>
+          <w:sz w:val="24"/>
+          <w:szCs w:val="24"/>
+        </w:rPr>
+        <w:t> в различные рабочие процессы, автоматизируя задачи. Это повышает производительность и снижает вероятность человеческих ошибок.</w:t>
+      </w:r>
+    </w:p>
+    <w:p>
+      <w:pPr>
+        <w:numPr>
+          <w:ilvl w:val="0"/>
+          <w:numId w:val="3"/>
+        </w:numPr>
+        <w:shd w:val="clear" w:color="auto" w:fill="FFFFFF"/>
+        <w:spacing w:before="100" w:beforeAutospacing="1" w:after="100" w:afterAutospacing="1" w:line="240" w:lineRule="auto"/>
+        <w:rPr>
+          <w:rFonts w:ascii="Times New Roman" w:eastAsia="Times New Roman" w:hAnsi="Times New Roman" w:cs="Times New Roman"/>
+          <w:sz w:val="24"/>
+          <w:szCs w:val="24"/>
+        </w:rPr>
+      </w:pPr>
+      <w:r>
+        <w:rPr>
+          <w:rFonts w:ascii="Times New Roman" w:eastAsia="Times New Roman" w:hAnsi="Times New Roman" w:cs="Times New Roman"/>
+          <w:bCs/>
+          <w:sz w:val="24"/>
+          <w:szCs w:val="24"/>
+        </w:rPr>
+        <w:t>Перевод на другие языки:</w:t>
+      </w:r>
+      <w:r>
+        <w:rPr>
+          <w:rFonts w:ascii="Times New Roman" w:eastAsia="Times New Roman" w:hAnsi="Times New Roman" w:cs="Times New Roman"/>
+          <w:sz w:val="24"/>
+          <w:szCs w:val="24"/>
+        </w:rPr>
+        <w:t> Благодаря виртуальным ассистентам, пользователи могут взаимодействовать и сотрудничать с людьми, принадлежащими к различным языковым группам, поскольку ИИ-ассистенты способны выполнять переводы на разные языки.</w:t>
+      </w:r>
+    </w:p>
+    <w:p>
+      <w:pPr>
+        <w:numPr>
+          <w:ilvl w:val="0"/>
+          <w:numId w:val="3"/>
+        </w:numPr>
+        <w:shd w:val="clear" w:color="auto" w:fill="FFFFFF"/>
+        <w:spacing w:before="100" w:beforeAutospacing="1" w:after="100" w:afterAutospacing="1" w:line="240" w:lineRule="auto"/>
+        <w:rPr>
+          <w:rFonts w:ascii="Times New Roman" w:eastAsia="Times New Roman" w:hAnsi="Times New Roman" w:cs="Times New Roman"/>
+          <w:sz w:val="24"/>
+          <w:szCs w:val="24"/>
+        </w:rPr>
+      </w:pPr>
+      <w:r>
+        <w:rPr>
+          <w:rFonts w:ascii="Times New Roman" w:eastAsia="Times New Roman" w:hAnsi="Times New Roman" w:cs="Times New Roman"/>
+          <w:bCs/>
+          <w:sz w:val="24"/>
+          <w:szCs w:val="24"/>
+        </w:rPr>
+        <w:t>Коммуникация:</w:t>
+      </w:r>
+      <w:r>
+        <w:rPr>
+          <w:rFonts w:ascii="Times New Roman" w:eastAsia="Times New Roman" w:hAnsi="Times New Roman" w:cs="Times New Roman"/>
+          <w:sz w:val="24"/>
+          <w:szCs w:val="24"/>
+        </w:rPr>
+        <w:t> Виртуальные ассистенты способны интерпретировать и реагировать на запросы, сделанные на естественном языке. Улучшение интуитивности и удобства взаимодействия приводит к повышению эффективности коммуникации.</w:t>
+      </w:r>
+    </w:p>
+    <w:p>
+      <w:pPr>
+        <w:numPr>
+          <w:ilvl w:val="0"/>
+          <w:numId w:val="3"/>
+        </w:numPr>
+        <w:shd w:val="clear" w:color="auto" w:fill="FFFFFF"/>
+        <w:spacing w:before="100" w:beforeAutospacing="1" w:after="100" w:afterAutospacing="1" w:line="240" w:lineRule="auto"/>
+        <w:rPr>
+          <w:rFonts w:ascii="Times New Roman" w:eastAsia="Times New Roman" w:hAnsi="Times New Roman" w:cs="Times New Roman"/>
+          <w:sz w:val="24"/>
+          <w:szCs w:val="24"/>
+        </w:rPr>
+      </w:pPr>
+      <w:r>
+        <w:rPr>
+          <w:rFonts w:ascii="Times New Roman" w:eastAsia="Times New Roman" w:hAnsi="Times New Roman" w:cs="Times New Roman"/>
+          <w:bCs/>
+          <w:sz w:val="24"/>
+          <w:szCs w:val="24"/>
+        </w:rPr>
+        <w:t>Автоматизация задач:</w:t>
+      </w:r>
+      <w:r>
+        <w:rPr>
+          <w:rFonts w:ascii="Times New Roman" w:eastAsia="Times New Roman" w:hAnsi="Times New Roman" w:cs="Times New Roman"/>
+          <w:sz w:val="24"/>
+          <w:szCs w:val="24"/>
+        </w:rPr>
+        <w:t> Вы можете включать </w:t>
+      </w:r>
+      <w:r>
+        <w:rPr>
+          <w:rFonts w:ascii="Times New Roman" w:eastAsia="Times New Roman" w:hAnsi="Times New Roman" w:cs="Times New Roman"/>
+          <w:bCs/>
+          <w:sz w:val="24"/>
+          <w:szCs w:val="24"/>
+        </w:rPr>
+        <w:t>ИИ-помощников</w:t>
+      </w:r>
+      <w:r>
+        <w:rPr>
+          <w:rFonts w:ascii="Times New Roman" w:eastAsia="Times New Roman" w:hAnsi="Times New Roman" w:cs="Times New Roman"/>
+          <w:sz w:val="24"/>
+          <w:szCs w:val="24"/>
+        </w:rPr>
+        <w:t> в различные рабочие процессы, автоматизируя задачи. Это повышает производительность и снижает вероятность человеческих ошибок.</w:t>
+      </w:r>
+    </w:p>
+    <w:p>
+      <w:pPr>
+        <w:numPr>
+          <w:ilvl w:val="0"/>
+          <w:numId w:val="3"/>
+        </w:numPr>
+        <w:shd w:val="clear" w:color="auto" w:fill="FFFFFF"/>
+        <w:spacing w:before="100" w:beforeAutospacing="1" w:after="100" w:afterAutospacing="1" w:line="240" w:lineRule="auto"/>
+        <w:rPr>
+          <w:rFonts w:ascii="Times New Roman" w:eastAsia="Times New Roman" w:hAnsi="Times New Roman" w:cs="Times New Roman"/>
+          <w:sz w:val="24"/>
+          <w:szCs w:val="24"/>
+        </w:rPr>
+      </w:pPr>
+      <w:r>
+        <w:rPr>
+          <w:rFonts w:ascii="Times New Roman" w:eastAsia="Times New Roman" w:hAnsi="Times New Roman" w:cs="Times New Roman"/>
+          <w:bCs/>
+          <w:sz w:val="24"/>
+          <w:szCs w:val="24"/>
+        </w:rPr>
+        <w:t>Перевод на другие языки:</w:t>
+      </w:r>
+      <w:r>
+        <w:rPr>
+          <w:rFonts w:ascii="Times New Roman" w:eastAsia="Times New Roman" w:hAnsi="Times New Roman" w:cs="Times New Roman"/>
+          <w:sz w:val="24"/>
+          <w:szCs w:val="24"/>
+        </w:rPr>
+        <w:t> Благодаря виртуальным ассистентам, пользователи могут взаимодействовать и сотрудничать с людьми, принадлежащими к различным языковым группам, поскольку ИИ-ассистенты способны выполнять переводы на разные языки.</w:t>
+      </w:r>
+    </w:p>
+    <w:p>
+      <w:pPr>
+        <w:numPr>
+          <w:ilvl w:val="0"/>
+          <w:numId w:val="4"/>
+        </w:numPr>
+        <w:shd w:val="clear" w:color="auto" w:fill="FFFFFF"/>
+        <w:spacing w:before="100" w:beforeAutospacing="1" w:after="100" w:afterAutospacing="1" w:line="240" w:lineRule="auto"/>
+        <w:rPr>
+          <w:rFonts w:ascii="Times New Roman" w:eastAsia="Times New Roman" w:hAnsi="Times New Roman" w:cs="Times New Roman"/>
+          <w:sz w:val="24"/>
+          <w:szCs w:val="24"/>
+        </w:rPr>
+      </w:pPr>
+      <w:bookmarkStart w:id="3" w:name="_GoBack"/>
+      <w:bookmarkEnd w:id="3"/>
+    </w:p>
+    <w:p>
+      <w:pPr>
+        <w:shd w:val="clear" w:color="auto" w:fill="FFFFFF"/>
+        <w:spacing w:after="100" w:afterAutospacing="1" w:line="240" w:lineRule="auto"/>
+        <w:rPr>
+          <w:rFonts w:ascii="Times New Roman" w:eastAsia="Times New Roman" w:hAnsi="Times New Roman" w:cs="Times New Roman"/>
+          <w:sz w:val="24"/>
+          <w:szCs w:val="24"/>
+        </w:rPr>
+      </w:pPr>
     </w:p>
     <w:sectPr>
       <w:pgSz w:w="11906" w:h="16838"/>
@@ -2380,6 +4722,9 @@
     <w:abstractNumId w:val="1"/>
   </w:num>
   <w:num w:numId="3">
+    <w:abstractNumId w:val="0"/>
+  </w:num>
+  <w:num w:numId="4">
     <w:abstractNumId w:val="0"/>
   </w:num>
 </w:numbering>
@@ -3608,7 +5953,7 @@
 </file>
 
 <file path=customXml/itemProps2.xml><?xml version="1.0" encoding="utf-8"?>
-<ds:datastoreItem xmlns:ds="http://schemas.openxmlformats.org/officeDocument/2006/customXml" ds:itemID="{BE388834-A90F-4864-B6B9-11D1F167AC01}">
+<ds:datastoreItem xmlns:ds="http://schemas.openxmlformats.org/officeDocument/2006/customXml" ds:itemID="{603DE9FF-8172-4016-8535-46AF3218CFEA}">
   <ds:schemaRefs>
     <ds:schemaRef ds:uri="http://schemas.openxmlformats.org/officeDocument/2006/bibliography"/>
   </ds:schemaRefs>
